--- a/migration-governance/word/Sysadmin-Guide.docx
+++ b/migration-governance/word/Sysadmin-Guide.docx
@@ -408,9 +408,9 @@
         </w:tblCellMar>
       </w:tblPr>
       <w:tblGrid>
-        <w:gridCol w:w="1578"/>
-        <w:gridCol w:w="4250"/>
-        <w:gridCol w:w="4252"/>
+        <w:gridCol w:w="1832"/>
+        <w:gridCol w:w="4023"/>
+        <w:gridCol w:w="4225"/>
       </w:tblGrid>
       <w:tr>
         <w:trPr>
@@ -418,7 +418,7 @@
         </w:trPr>
         <w:tc>
           <w:tcPr>
-            <w:tcW w:w="1578" w:type="dxa"/>
+            <w:tcW w:w="1832" w:type="dxa"/>
             <w:shd w:val="clear" w:color="auto" w:fill="1B4A78"/>
             <w:vAlign w:val="top"/>
           </w:tcPr>
@@ -430,7 +430,7 @@
         </w:tc>
         <w:tc>
           <w:tcPr>
-            <w:tcW w:w="4250" w:type="dxa"/>
+            <w:tcW w:w="4023" w:type="dxa"/>
             <w:shd w:val="clear" w:color="auto" w:fill="1B4A78"/>
             <w:vAlign w:val="top"/>
           </w:tcPr>
@@ -449,7 +449,7 @@
         </w:tc>
         <w:tc>
           <w:tcPr>
-            <w:tcW w:w="4252" w:type="dxa"/>
+            <w:tcW w:w="4225" w:type="dxa"/>
             <w:shd w:val="clear" w:color="auto" w:fill="1B4A78"/>
             <w:vAlign w:val="top"/>
           </w:tcPr>
@@ -473,7 +473,7 @@
         </w:trPr>
         <w:tc>
           <w:tcPr>
-            <w:tcW w:w="1578" w:type="dxa"/>
+            <w:tcW w:w="1832" w:type="dxa"/>
             <w:vAlign w:val="top"/>
           </w:tcPr>
           <w:p>
@@ -490,7 +490,7 @@
         </w:tc>
         <w:tc>
           <w:tcPr>
-            <w:tcW w:w="4250" w:type="dxa"/>
+            <w:tcW w:w="4023" w:type="dxa"/>
             <w:vAlign w:val="top"/>
           </w:tcPr>
           <w:p>
@@ -511,7 +511,7 @@
         </w:tc>
         <w:tc>
           <w:tcPr>
-            <w:tcW w:w="4252" w:type="dxa"/>
+            <w:tcW w:w="4225" w:type="dxa"/>
             <w:vAlign w:val="top"/>
           </w:tcPr>
           <w:p>
@@ -537,7 +537,7 @@
         </w:trPr>
         <w:tc>
           <w:tcPr>
-            <w:tcW w:w="1578" w:type="dxa"/>
+            <w:tcW w:w="1832" w:type="dxa"/>
             <w:vAlign w:val="top"/>
           </w:tcPr>
           <w:p>
@@ -554,7 +554,7 @@
         </w:tc>
         <w:tc>
           <w:tcPr>
-            <w:tcW w:w="4250" w:type="dxa"/>
+            <w:tcW w:w="4023" w:type="dxa"/>
             <w:vAlign w:val="top"/>
           </w:tcPr>
           <w:p>
@@ -571,7 +571,7 @@
         </w:tc>
         <w:tc>
           <w:tcPr>
-            <w:tcW w:w="4252" w:type="dxa"/>
+            <w:tcW w:w="4225" w:type="dxa"/>
             <w:vAlign w:val="top"/>
           </w:tcPr>
           <w:p>
@@ -597,7 +597,7 @@
         </w:trPr>
         <w:tc>
           <w:tcPr>
-            <w:tcW w:w="1578" w:type="dxa"/>
+            <w:tcW w:w="1832" w:type="dxa"/>
             <w:vAlign w:val="top"/>
           </w:tcPr>
           <w:p>
@@ -614,7 +614,7 @@
         </w:tc>
         <w:tc>
           <w:tcPr>
-            <w:tcW w:w="4250" w:type="dxa"/>
+            <w:tcW w:w="4023" w:type="dxa"/>
             <w:vAlign w:val="top"/>
           </w:tcPr>
           <w:p>
@@ -631,7 +631,7 @@
         </w:tc>
         <w:tc>
           <w:tcPr>
-            <w:tcW w:w="4252" w:type="dxa"/>
+            <w:tcW w:w="4225" w:type="dxa"/>
             <w:vAlign w:val="top"/>
           </w:tcPr>
           <w:p>
@@ -653,7 +653,7 @@
         </w:trPr>
         <w:tc>
           <w:tcPr>
-            <w:tcW w:w="1578" w:type="dxa"/>
+            <w:tcW w:w="1832" w:type="dxa"/>
             <w:vAlign w:val="top"/>
           </w:tcPr>
           <w:p>
@@ -670,7 +670,7 @@
         </w:tc>
         <w:tc>
           <w:tcPr>
-            <w:tcW w:w="4250" w:type="dxa"/>
+            <w:tcW w:w="4023" w:type="dxa"/>
             <w:vAlign w:val="top"/>
           </w:tcPr>
           <w:p>
@@ -687,7 +687,7 @@
         </w:tc>
         <w:tc>
           <w:tcPr>
-            <w:tcW w:w="4252" w:type="dxa"/>
+            <w:tcW w:w="4225" w:type="dxa"/>
             <w:vAlign w:val="top"/>
           </w:tcPr>
           <w:p>
@@ -723,7 +723,7 @@
         </w:trPr>
         <w:tc>
           <w:tcPr>
-            <w:tcW w:w="1578" w:type="dxa"/>
+            <w:tcW w:w="1832" w:type="dxa"/>
             <w:vAlign w:val="top"/>
           </w:tcPr>
           <w:p>
@@ -740,7 +740,7 @@
         </w:tc>
         <w:tc>
           <w:tcPr>
-            <w:tcW w:w="4250" w:type="dxa"/>
+            <w:tcW w:w="4023" w:type="dxa"/>
             <w:vAlign w:val="top"/>
           </w:tcPr>
           <w:p>
@@ -757,7 +757,7 @@
         </w:tc>
         <w:tc>
           <w:tcPr>
-            <w:tcW w:w="4252" w:type="dxa"/>
+            <w:tcW w:w="4225" w:type="dxa"/>
             <w:vAlign w:val="top"/>
           </w:tcPr>
           <w:p>
@@ -779,7 +779,7 @@
         </w:trPr>
         <w:tc>
           <w:tcPr>
-            <w:tcW w:w="1578" w:type="dxa"/>
+            <w:tcW w:w="1832" w:type="dxa"/>
             <w:vAlign w:val="top"/>
           </w:tcPr>
           <w:p>
@@ -796,7 +796,7 @@
         </w:tc>
         <w:tc>
           <w:tcPr>
-            <w:tcW w:w="4250" w:type="dxa"/>
+            <w:tcW w:w="4023" w:type="dxa"/>
             <w:vAlign w:val="top"/>
           </w:tcPr>
           <w:p>
@@ -811,7 +811,7 @@
         </w:tc>
         <w:tc>
           <w:tcPr>
-            <w:tcW w:w="4252" w:type="dxa"/>
+            <w:tcW w:w="4225" w:type="dxa"/>
             <w:vAlign w:val="top"/>
           </w:tcPr>
           <w:p>
@@ -1192,10 +1192,10 @@
         </w:tblCellMar>
       </w:tblPr>
       <w:tblGrid>
-        <w:gridCol w:w="995"/>
-        <w:gridCol w:w="3028"/>
-        <w:gridCol w:w="3028"/>
-        <w:gridCol w:w="3029"/>
+        <w:gridCol w:w="1956"/>
+        <w:gridCol w:w="2527"/>
+        <w:gridCol w:w="2702"/>
+        <w:gridCol w:w="2895"/>
       </w:tblGrid>
       <w:tr>
         <w:trPr>
@@ -1203,7 +1203,7 @@
         </w:trPr>
         <w:tc>
           <w:tcPr>
-            <w:tcW w:w="995" w:type="dxa"/>
+            <w:tcW w:w="1956" w:type="dxa"/>
             <w:shd w:val="clear" w:color="auto" w:fill="1B4A78"/>
             <w:vAlign w:val="top"/>
           </w:tcPr>
@@ -1222,7 +1222,7 @@
         </w:tc>
         <w:tc>
           <w:tcPr>
-            <w:tcW w:w="3028" w:type="dxa"/>
+            <w:tcW w:w="2527" w:type="dxa"/>
             <w:shd w:val="clear" w:color="auto" w:fill="1B4A78"/>
             <w:vAlign w:val="top"/>
           </w:tcPr>
@@ -1255,7 +1255,7 @@
         </w:tc>
         <w:tc>
           <w:tcPr>
-            <w:tcW w:w="3028" w:type="dxa"/>
+            <w:tcW w:w="2702" w:type="dxa"/>
             <w:shd w:val="clear" w:color="auto" w:fill="1B4A78"/>
             <w:vAlign w:val="top"/>
           </w:tcPr>
@@ -1288,7 +1288,7 @@
         </w:tc>
         <w:tc>
           <w:tcPr>
-            <w:tcW w:w="3029" w:type="dxa"/>
+            <w:tcW w:w="2895" w:type="dxa"/>
             <w:shd w:val="clear" w:color="auto" w:fill="1B4A78"/>
             <w:vAlign w:val="top"/>
           </w:tcPr>
@@ -1326,7 +1326,7 @@
         </w:trPr>
         <w:tc>
           <w:tcPr>
-            <w:tcW w:w="995" w:type="dxa"/>
+            <w:tcW w:w="1956" w:type="dxa"/>
             <w:vAlign w:val="top"/>
           </w:tcPr>
           <w:p>
@@ -1343,7 +1343,7 @@
         </w:tc>
         <w:tc>
           <w:tcPr>
-            <w:tcW w:w="3028" w:type="dxa"/>
+            <w:tcW w:w="2527" w:type="dxa"/>
             <w:vAlign w:val="top"/>
           </w:tcPr>
           <w:p>
@@ -1358,7 +1358,7 @@
         </w:tc>
         <w:tc>
           <w:tcPr>
-            <w:tcW w:w="3028" w:type="dxa"/>
+            <w:tcW w:w="2702" w:type="dxa"/>
             <w:vAlign w:val="top"/>
           </w:tcPr>
           <w:p>
@@ -1373,7 +1373,7 @@
         </w:tc>
         <w:tc>
           <w:tcPr>
-            <w:tcW w:w="3029" w:type="dxa"/>
+            <w:tcW w:w="2895" w:type="dxa"/>
             <w:vAlign w:val="top"/>
           </w:tcPr>
           <w:p>
@@ -1393,7 +1393,7 @@
         </w:trPr>
         <w:tc>
           <w:tcPr>
-            <w:tcW w:w="995" w:type="dxa"/>
+            <w:tcW w:w="1956" w:type="dxa"/>
             <w:vAlign w:val="top"/>
           </w:tcPr>
           <w:p>
@@ -1410,7 +1410,7 @@
         </w:tc>
         <w:tc>
           <w:tcPr>
-            <w:tcW w:w="3028" w:type="dxa"/>
+            <w:tcW w:w="2527" w:type="dxa"/>
             <w:vAlign w:val="top"/>
           </w:tcPr>
           <w:p>
@@ -1427,7 +1427,7 @@
         </w:tc>
         <w:tc>
           <w:tcPr>
-            <w:tcW w:w="3028" w:type="dxa"/>
+            <w:tcW w:w="2702" w:type="dxa"/>
             <w:vAlign w:val="top"/>
           </w:tcPr>
           <w:p>
@@ -1442,7 +1442,7 @@
         </w:tc>
         <w:tc>
           <w:tcPr>
-            <w:tcW w:w="3029" w:type="dxa"/>
+            <w:tcW w:w="2895" w:type="dxa"/>
             <w:vAlign w:val="top"/>
           </w:tcPr>
           <w:p>
@@ -1462,7 +1462,7 @@
         </w:trPr>
         <w:tc>
           <w:tcPr>
-            <w:tcW w:w="995" w:type="dxa"/>
+            <w:tcW w:w="1956" w:type="dxa"/>
             <w:vAlign w:val="top"/>
           </w:tcPr>
           <w:p>
@@ -1479,7 +1479,7 @@
         </w:tc>
         <w:tc>
           <w:tcPr>
-            <w:tcW w:w="3028" w:type="dxa"/>
+            <w:tcW w:w="2527" w:type="dxa"/>
             <w:vAlign w:val="top"/>
           </w:tcPr>
           <w:p>
@@ -1500,7 +1500,7 @@
         </w:tc>
         <w:tc>
           <w:tcPr>
-            <w:tcW w:w="3028" w:type="dxa"/>
+            <w:tcW w:w="2702" w:type="dxa"/>
             <w:vAlign w:val="top"/>
           </w:tcPr>
           <w:p>
@@ -1515,7 +1515,7 @@
         </w:tc>
         <w:tc>
           <w:tcPr>
-            <w:tcW w:w="3029" w:type="dxa"/>
+            <w:tcW w:w="2895" w:type="dxa"/>
             <w:vAlign w:val="top"/>
           </w:tcPr>
           <w:p>
@@ -1535,7 +1535,7 @@
         </w:trPr>
         <w:tc>
           <w:tcPr>
-            <w:tcW w:w="995" w:type="dxa"/>
+            <w:tcW w:w="1956" w:type="dxa"/>
             <w:vAlign w:val="top"/>
           </w:tcPr>
           <w:p>
@@ -1552,7 +1552,7 @@
         </w:tc>
         <w:tc>
           <w:tcPr>
-            <w:tcW w:w="3028" w:type="dxa"/>
+            <w:tcW w:w="2527" w:type="dxa"/>
             <w:vAlign w:val="top"/>
           </w:tcPr>
           <w:p>
@@ -1569,7 +1569,7 @@
         </w:tc>
         <w:tc>
           <w:tcPr>
-            <w:tcW w:w="3028" w:type="dxa"/>
+            <w:tcW w:w="2702" w:type="dxa"/>
             <w:vAlign w:val="top"/>
           </w:tcPr>
           <w:p>
@@ -1584,7 +1584,7 @@
         </w:tc>
         <w:tc>
           <w:tcPr>
-            <w:tcW w:w="3029" w:type="dxa"/>
+            <w:tcW w:w="2895" w:type="dxa"/>
             <w:vAlign w:val="top"/>
           </w:tcPr>
           <w:p>
@@ -1633,8 +1633,8 @@
         </w:tblCellMar>
       </w:tblPr>
       <w:tblGrid>
-        <w:gridCol w:w="795"/>
-        <w:gridCol w:w="9285"/>
+        <w:gridCol w:w="886"/>
+        <w:gridCol w:w="9194"/>
       </w:tblGrid>
       <w:tr>
         <w:trPr>
@@ -1642,7 +1642,7 @@
         </w:trPr>
         <w:tc>
           <w:tcPr>
-            <w:tcW w:w="795" w:type="dxa"/>
+            <w:tcW w:w="886" w:type="dxa"/>
             <w:shd w:val="clear" w:color="auto" w:fill="1B4A78"/>
             <w:vAlign w:val="top"/>
           </w:tcPr>
@@ -1661,7 +1661,7 @@
         </w:tc>
         <w:tc>
           <w:tcPr>
-            <w:tcW w:w="9285" w:type="dxa"/>
+            <w:tcW w:w="9194" w:type="dxa"/>
             <w:shd w:val="clear" w:color="auto" w:fill="1B4A78"/>
             <w:vAlign w:val="top"/>
           </w:tcPr>
@@ -1685,7 +1685,7 @@
         </w:trPr>
         <w:tc>
           <w:tcPr>
-            <w:tcW w:w="795" w:type="dxa"/>
+            <w:tcW w:w="886" w:type="dxa"/>
             <w:vAlign w:val="top"/>
           </w:tcPr>
           <w:p>
@@ -1702,7 +1702,7 @@
         </w:tc>
         <w:tc>
           <w:tcPr>
-            <w:tcW w:w="9285" w:type="dxa"/>
+            <w:tcW w:w="9194" w:type="dxa"/>
             <w:vAlign w:val="top"/>
           </w:tcPr>
           <w:p>
@@ -1722,7 +1722,7 @@
         </w:trPr>
         <w:tc>
           <w:tcPr>
-            <w:tcW w:w="795" w:type="dxa"/>
+            <w:tcW w:w="886" w:type="dxa"/>
             <w:vAlign w:val="top"/>
           </w:tcPr>
           <w:p>
@@ -1739,7 +1739,7 @@
         </w:tc>
         <w:tc>
           <w:tcPr>
-            <w:tcW w:w="9285" w:type="dxa"/>
+            <w:tcW w:w="9194" w:type="dxa"/>
             <w:vAlign w:val="top"/>
           </w:tcPr>
           <w:p>
@@ -1759,7 +1759,7 @@
         </w:trPr>
         <w:tc>
           <w:tcPr>
-            <w:tcW w:w="795" w:type="dxa"/>
+            <w:tcW w:w="886" w:type="dxa"/>
             <w:vAlign w:val="top"/>
           </w:tcPr>
           <w:p>
@@ -1776,7 +1776,7 @@
         </w:tc>
         <w:tc>
           <w:tcPr>
-            <w:tcW w:w="9285" w:type="dxa"/>
+            <w:tcW w:w="9194" w:type="dxa"/>
             <w:vAlign w:val="top"/>
           </w:tcPr>
           <w:p>
@@ -1796,7 +1796,7 @@
         </w:trPr>
         <w:tc>
           <w:tcPr>
-            <w:tcW w:w="795" w:type="dxa"/>
+            <w:tcW w:w="886" w:type="dxa"/>
             <w:vAlign w:val="top"/>
           </w:tcPr>
           <w:p>
@@ -1813,7 +1813,7 @@
         </w:tc>
         <w:tc>
           <w:tcPr>
-            <w:tcW w:w="9285" w:type="dxa"/>
+            <w:tcW w:w="9194" w:type="dxa"/>
             <w:vAlign w:val="top"/>
           </w:tcPr>
           <w:p>
@@ -1984,8 +1984,8 @@
         </w:tblCellMar>
       </w:tblPr>
       <w:tblGrid>
-        <w:gridCol w:w="5040"/>
-        <w:gridCol w:w="5040"/>
+        <w:gridCol w:w="4986"/>
+        <w:gridCol w:w="5094"/>
       </w:tblGrid>
       <w:tr>
         <w:trPr>
@@ -1993,7 +1993,7 @@
         </w:trPr>
         <w:tc>
           <w:tcPr>
-            <w:tcW w:w="5040" w:type="dxa"/>
+            <w:tcW w:w="4986" w:type="dxa"/>
             <w:shd w:val="clear" w:color="auto" w:fill="1B4A78"/>
             <w:vAlign w:val="top"/>
           </w:tcPr>
@@ -2012,7 +2012,7 @@
         </w:tc>
         <w:tc>
           <w:tcPr>
-            <w:tcW w:w="5040" w:type="dxa"/>
+            <w:tcW w:w="5094" w:type="dxa"/>
             <w:shd w:val="clear" w:color="auto" w:fill="1B4A78"/>
             <w:vAlign w:val="top"/>
           </w:tcPr>
@@ -2036,7 +2036,7 @@
         </w:trPr>
         <w:tc>
           <w:tcPr>
-            <w:tcW w:w="5040" w:type="dxa"/>
+            <w:tcW w:w="4986" w:type="dxa"/>
             <w:vAlign w:val="top"/>
           </w:tcPr>
           <w:p>
@@ -2057,7 +2057,7 @@
         </w:tc>
         <w:tc>
           <w:tcPr>
-            <w:tcW w:w="5040" w:type="dxa"/>
+            <w:tcW w:w="5094" w:type="dxa"/>
             <w:vAlign w:val="top"/>
           </w:tcPr>
           <w:p>
@@ -2087,7 +2087,7 @@
         </w:trPr>
         <w:tc>
           <w:tcPr>
-            <w:tcW w:w="5040" w:type="dxa"/>
+            <w:tcW w:w="4986" w:type="dxa"/>
             <w:vAlign w:val="top"/>
           </w:tcPr>
           <w:p>
@@ -2116,7 +2116,7 @@
         </w:tc>
         <w:tc>
           <w:tcPr>
-            <w:tcW w:w="5040" w:type="dxa"/>
+            <w:tcW w:w="5094" w:type="dxa"/>
             <w:vAlign w:val="top"/>
           </w:tcPr>
           <w:p>
@@ -2162,7 +2162,7 @@
         </w:trPr>
         <w:tc>
           <w:tcPr>
-            <w:tcW w:w="5040" w:type="dxa"/>
+            <w:tcW w:w="4986" w:type="dxa"/>
             <w:vAlign w:val="top"/>
           </w:tcPr>
           <w:p>
@@ -2183,7 +2183,7 @@
         </w:tc>
         <w:tc>
           <w:tcPr>
-            <w:tcW w:w="5040" w:type="dxa"/>
+            <w:tcW w:w="5094" w:type="dxa"/>
             <w:vAlign w:val="top"/>
           </w:tcPr>
           <w:p>
@@ -2203,7 +2203,7 @@
         </w:trPr>
         <w:tc>
           <w:tcPr>
-            <w:tcW w:w="5040" w:type="dxa"/>
+            <w:tcW w:w="4986" w:type="dxa"/>
             <w:vAlign w:val="top"/>
           </w:tcPr>
           <w:p>
@@ -2228,7 +2228,7 @@
         </w:tc>
         <w:tc>
           <w:tcPr>
-            <w:tcW w:w="5040" w:type="dxa"/>
+            <w:tcW w:w="5094" w:type="dxa"/>
             <w:vAlign w:val="top"/>
           </w:tcPr>
           <w:p>
@@ -2248,7 +2248,7 @@
         </w:trPr>
         <w:tc>
           <w:tcPr>
-            <w:tcW w:w="5040" w:type="dxa"/>
+            <w:tcW w:w="4986" w:type="dxa"/>
             <w:vAlign w:val="top"/>
           </w:tcPr>
           <w:p>
@@ -2269,7 +2269,7 @@
         </w:tc>
         <w:tc>
           <w:tcPr>
-            <w:tcW w:w="5040" w:type="dxa"/>
+            <w:tcW w:w="5094" w:type="dxa"/>
             <w:vAlign w:val="top"/>
           </w:tcPr>
           <w:p>
@@ -2295,7 +2295,7 @@
         </w:trPr>
         <w:tc>
           <w:tcPr>
-            <w:tcW w:w="5040" w:type="dxa"/>
+            <w:tcW w:w="4986" w:type="dxa"/>
             <w:vAlign w:val="top"/>
           </w:tcPr>
           <w:p>
@@ -2316,7 +2316,7 @@
         </w:tc>
         <w:tc>
           <w:tcPr>
-            <w:tcW w:w="5040" w:type="dxa"/>
+            <w:tcW w:w="5094" w:type="dxa"/>
             <w:vAlign w:val="top"/>
           </w:tcPr>
           <w:p>
@@ -2336,7 +2336,7 @@
         </w:trPr>
         <w:tc>
           <w:tcPr>
-            <w:tcW w:w="5040" w:type="dxa"/>
+            <w:tcW w:w="4986" w:type="dxa"/>
             <w:vAlign w:val="top"/>
           </w:tcPr>
           <w:p>
@@ -2361,7 +2361,7 @@
         </w:tc>
         <w:tc>
           <w:tcPr>
-            <w:tcW w:w="5040" w:type="dxa"/>
+            <w:tcW w:w="5094" w:type="dxa"/>
             <w:vAlign w:val="top"/>
           </w:tcPr>
           <w:p>
@@ -2424,9 +2424,9 @@
         </w:tblCellMar>
       </w:tblPr>
       <w:tblGrid>
-        <w:gridCol w:w="1680"/>
-        <w:gridCol w:w="4200"/>
-        <w:gridCol w:w="4200"/>
+        <w:gridCol w:w="2094"/>
+        <w:gridCol w:w="3958"/>
+        <w:gridCol w:w="4028"/>
       </w:tblGrid>
       <w:tr>
         <w:trPr>
@@ -2434,7 +2434,7 @@
         </w:trPr>
         <w:tc>
           <w:tcPr>
-            <w:tcW w:w="1680" w:type="dxa"/>
+            <w:tcW w:w="2094" w:type="dxa"/>
             <w:shd w:val="clear" w:color="auto" w:fill="1B4A78"/>
             <w:vAlign w:val="top"/>
           </w:tcPr>
@@ -2446,7 +2446,7 @@
         </w:tc>
         <w:tc>
           <w:tcPr>
-            <w:tcW w:w="4200" w:type="dxa"/>
+            <w:tcW w:w="3958" w:type="dxa"/>
             <w:shd w:val="clear" w:color="auto" w:fill="1B4A78"/>
             <w:vAlign w:val="top"/>
           </w:tcPr>
@@ -2465,7 +2465,7 @@
         </w:tc>
         <w:tc>
           <w:tcPr>
-            <w:tcW w:w="4200" w:type="dxa"/>
+            <w:tcW w:w="4028" w:type="dxa"/>
             <w:shd w:val="clear" w:color="auto" w:fill="1B4A78"/>
             <w:vAlign w:val="top"/>
           </w:tcPr>
@@ -2489,7 +2489,7 @@
         </w:trPr>
         <w:tc>
           <w:tcPr>
-            <w:tcW w:w="1680" w:type="dxa"/>
+            <w:tcW w:w="2094" w:type="dxa"/>
             <w:vAlign w:val="top"/>
           </w:tcPr>
           <w:p>
@@ -2506,7 +2506,7 @@
         </w:tc>
         <w:tc>
           <w:tcPr>
-            <w:tcW w:w="4200" w:type="dxa"/>
+            <w:tcW w:w="3958" w:type="dxa"/>
             <w:vAlign w:val="top"/>
           </w:tcPr>
           <w:p>
@@ -2527,7 +2527,7 @@
         </w:tc>
         <w:tc>
           <w:tcPr>
-            <w:tcW w:w="4200" w:type="dxa"/>
+            <w:tcW w:w="4028" w:type="dxa"/>
             <w:vAlign w:val="top"/>
           </w:tcPr>
           <w:p>
@@ -2558,7 +2558,7 @@
         </w:trPr>
         <w:tc>
           <w:tcPr>
-            <w:tcW w:w="1680" w:type="dxa"/>
+            <w:tcW w:w="2094" w:type="dxa"/>
             <w:vAlign w:val="top"/>
           </w:tcPr>
           <w:p>
@@ -2575,7 +2575,7 @@
         </w:tc>
         <w:tc>
           <w:tcPr>
-            <w:tcW w:w="4200" w:type="dxa"/>
+            <w:tcW w:w="3958" w:type="dxa"/>
             <w:vAlign w:val="top"/>
           </w:tcPr>
           <w:p>
@@ -2627,7 +2627,7 @@
         </w:tc>
         <w:tc>
           <w:tcPr>
-            <w:tcW w:w="4200" w:type="dxa"/>
+            <w:tcW w:w="4028" w:type="dxa"/>
             <w:vAlign w:val="top"/>
           </w:tcPr>
           <w:p>
@@ -2647,7 +2647,7 @@
         </w:trPr>
         <w:tc>
           <w:tcPr>
-            <w:tcW w:w="1680" w:type="dxa"/>
+            <w:tcW w:w="2094" w:type="dxa"/>
             <w:vAlign w:val="top"/>
           </w:tcPr>
           <w:p>
@@ -2664,7 +2664,7 @@
         </w:tc>
         <w:tc>
           <w:tcPr>
-            <w:tcW w:w="4200" w:type="dxa"/>
+            <w:tcW w:w="3958" w:type="dxa"/>
             <w:vAlign w:val="top"/>
           </w:tcPr>
           <w:p>
@@ -2685,7 +2685,7 @@
         </w:tc>
         <w:tc>
           <w:tcPr>
-            <w:tcW w:w="4200" w:type="dxa"/>
+            <w:tcW w:w="4028" w:type="dxa"/>
             <w:vAlign w:val="top"/>
           </w:tcPr>
           <w:p>
@@ -2726,7 +2726,7 @@
         </w:trPr>
         <w:tc>
           <w:tcPr>
-            <w:tcW w:w="1680" w:type="dxa"/>
+            <w:tcW w:w="2094" w:type="dxa"/>
             <w:vAlign w:val="top"/>
           </w:tcPr>
           <w:p>
@@ -2743,7 +2743,7 @@
         </w:tc>
         <w:tc>
           <w:tcPr>
-            <w:tcW w:w="4200" w:type="dxa"/>
+            <w:tcW w:w="3958" w:type="dxa"/>
             <w:vAlign w:val="top"/>
           </w:tcPr>
           <w:p>
@@ -2774,7 +2774,7 @@
         </w:tc>
         <w:tc>
           <w:tcPr>
-            <w:tcW w:w="4200" w:type="dxa"/>
+            <w:tcW w:w="4028" w:type="dxa"/>
             <w:vAlign w:val="top"/>
           </w:tcPr>
           <w:p>
@@ -2925,9 +2925,9 @@
         </w:tblCellMar>
       </w:tblPr>
       <w:tblGrid>
-        <w:gridCol w:w="1744"/>
-        <w:gridCol w:w="1550"/>
-        <w:gridCol w:w="6786"/>
+        <w:gridCol w:w="1803"/>
+        <w:gridCol w:w="1653"/>
+        <w:gridCol w:w="6624"/>
       </w:tblGrid>
       <w:tr>
         <w:trPr>
@@ -2935,7 +2935,7 @@
         </w:trPr>
         <w:tc>
           <w:tcPr>
-            <w:tcW w:w="1744" w:type="dxa"/>
+            <w:tcW w:w="1803" w:type="dxa"/>
             <w:shd w:val="clear" w:color="auto" w:fill="1B4A78"/>
             <w:vAlign w:val="top"/>
           </w:tcPr>
@@ -2954,7 +2954,7 @@
         </w:tc>
         <w:tc>
           <w:tcPr>
-            <w:tcW w:w="1550" w:type="dxa"/>
+            <w:tcW w:w="1653" w:type="dxa"/>
             <w:shd w:val="clear" w:color="auto" w:fill="1B4A78"/>
             <w:vAlign w:val="top"/>
           </w:tcPr>
@@ -2973,7 +2973,7 @@
         </w:tc>
         <w:tc>
           <w:tcPr>
-            <w:tcW w:w="6786" w:type="dxa"/>
+            <w:tcW w:w="6624" w:type="dxa"/>
             <w:shd w:val="clear" w:color="auto" w:fill="1B4A78"/>
             <w:vAlign w:val="top"/>
           </w:tcPr>
@@ -2997,7 +2997,7 @@
         </w:trPr>
         <w:tc>
           <w:tcPr>
-            <w:tcW w:w="1744" w:type="dxa"/>
+            <w:tcW w:w="1803" w:type="dxa"/>
             <w:vAlign w:val="top"/>
           </w:tcPr>
           <w:p>
@@ -3014,7 +3014,7 @@
         </w:tc>
         <w:tc>
           <w:tcPr>
-            <w:tcW w:w="1550" w:type="dxa"/>
+            <w:tcW w:w="1653" w:type="dxa"/>
             <w:vAlign w:val="top"/>
           </w:tcPr>
           <w:p>
@@ -3029,7 +3029,7 @@
         </w:tc>
         <w:tc>
           <w:tcPr>
-            <w:tcW w:w="6786" w:type="dxa"/>
+            <w:tcW w:w="6624" w:type="dxa"/>
             <w:vAlign w:val="top"/>
           </w:tcPr>
           <w:p>
@@ -3055,7 +3055,7 @@
         </w:trPr>
         <w:tc>
           <w:tcPr>
-            <w:tcW w:w="1744" w:type="dxa"/>
+            <w:tcW w:w="1803" w:type="dxa"/>
             <w:vAlign w:val="top"/>
           </w:tcPr>
           <w:p>
@@ -3076,7 +3076,7 @@
         </w:tc>
         <w:tc>
           <w:tcPr>
-            <w:tcW w:w="1550" w:type="dxa"/>
+            <w:tcW w:w="1653" w:type="dxa"/>
             <w:vAlign w:val="top"/>
           </w:tcPr>
           <w:p>
@@ -3091,7 +3091,7 @@
         </w:tc>
         <w:tc>
           <w:tcPr>
-            <w:tcW w:w="6786" w:type="dxa"/>
+            <w:tcW w:w="6624" w:type="dxa"/>
             <w:vAlign w:val="top"/>
           </w:tcPr>
           <w:p>
@@ -3121,7 +3121,7 @@
         </w:trPr>
         <w:tc>
           <w:tcPr>
-            <w:tcW w:w="1744" w:type="dxa"/>
+            <w:tcW w:w="1803" w:type="dxa"/>
             <w:vAlign w:val="top"/>
           </w:tcPr>
           <w:p>
@@ -3142,7 +3142,7 @@
         </w:tc>
         <w:tc>
           <w:tcPr>
-            <w:tcW w:w="1550" w:type="dxa"/>
+            <w:tcW w:w="1653" w:type="dxa"/>
             <w:vAlign w:val="top"/>
           </w:tcPr>
           <w:p>
@@ -3157,7 +3157,7 @@
         </w:tc>
         <w:tc>
           <w:tcPr>
-            <w:tcW w:w="6786" w:type="dxa"/>
+            <w:tcW w:w="6624" w:type="dxa"/>
             <w:vAlign w:val="top"/>
           </w:tcPr>
           <w:p>
@@ -3183,7 +3183,7 @@
         </w:trPr>
         <w:tc>
           <w:tcPr>
-            <w:tcW w:w="1744" w:type="dxa"/>
+            <w:tcW w:w="1803" w:type="dxa"/>
             <w:vAlign w:val="top"/>
           </w:tcPr>
           <w:p>
@@ -3200,7 +3200,7 @@
         </w:tc>
         <w:tc>
           <w:tcPr>
-            <w:tcW w:w="1550" w:type="dxa"/>
+            <w:tcW w:w="1653" w:type="dxa"/>
             <w:vAlign w:val="top"/>
           </w:tcPr>
           <w:p>
@@ -3215,7 +3215,7 @@
         </w:tc>
         <w:tc>
           <w:tcPr>
-            <w:tcW w:w="6786" w:type="dxa"/>
+            <w:tcW w:w="6624" w:type="dxa"/>
             <w:vAlign w:val="top"/>
           </w:tcPr>
           <w:p>
@@ -3247,7 +3247,7 @@
         </w:trPr>
         <w:tc>
           <w:tcPr>
-            <w:tcW w:w="1744" w:type="dxa"/>
+            <w:tcW w:w="1803" w:type="dxa"/>
             <w:vAlign w:val="top"/>
           </w:tcPr>
           <w:p>
@@ -3264,7 +3264,7 @@
         </w:tc>
         <w:tc>
           <w:tcPr>
-            <w:tcW w:w="1550" w:type="dxa"/>
+            <w:tcW w:w="1653" w:type="dxa"/>
             <w:vAlign w:val="top"/>
           </w:tcPr>
           <w:p>
@@ -3279,7 +3279,7 @@
         </w:tc>
         <w:tc>
           <w:tcPr>
-            <w:tcW w:w="6786" w:type="dxa"/>
+            <w:tcW w:w="6624" w:type="dxa"/>
             <w:vAlign w:val="top"/>
           </w:tcPr>
           <w:p>
@@ -3299,7 +3299,7 @@
         </w:trPr>
         <w:tc>
           <w:tcPr>
-            <w:tcW w:w="1744" w:type="dxa"/>
+            <w:tcW w:w="1803" w:type="dxa"/>
             <w:vAlign w:val="top"/>
           </w:tcPr>
           <w:p>
@@ -3316,7 +3316,7 @@
         </w:tc>
         <w:tc>
           <w:tcPr>
-            <w:tcW w:w="1550" w:type="dxa"/>
+            <w:tcW w:w="1653" w:type="dxa"/>
             <w:vAlign w:val="top"/>
           </w:tcPr>
           <w:p>
@@ -3337,7 +3337,7 @@
         </w:tc>
         <w:tc>
           <w:tcPr>
-            <w:tcW w:w="6786" w:type="dxa"/>
+            <w:tcW w:w="6624" w:type="dxa"/>
             <w:vAlign w:val="top"/>
           </w:tcPr>
           <w:p>
@@ -3369,7 +3369,7 @@
         </w:trPr>
         <w:tc>
           <w:tcPr>
-            <w:tcW w:w="1744" w:type="dxa"/>
+            <w:tcW w:w="1803" w:type="dxa"/>
             <w:vAlign w:val="top"/>
           </w:tcPr>
           <w:p>
@@ -3386,7 +3386,7 @@
         </w:tc>
         <w:tc>
           <w:tcPr>
-            <w:tcW w:w="1550" w:type="dxa"/>
+            <w:tcW w:w="1653" w:type="dxa"/>
             <w:vAlign w:val="top"/>
           </w:tcPr>
           <w:p>
@@ -3401,7 +3401,7 @@
         </w:tc>
         <w:tc>
           <w:tcPr>
-            <w:tcW w:w="6786" w:type="dxa"/>
+            <w:tcW w:w="6624" w:type="dxa"/>
             <w:vAlign w:val="top"/>
           </w:tcPr>
           <w:p>
@@ -3421,7 +3421,7 @@
         </w:trPr>
         <w:tc>
           <w:tcPr>
-            <w:tcW w:w="1744" w:type="dxa"/>
+            <w:tcW w:w="1803" w:type="dxa"/>
             <w:vAlign w:val="top"/>
           </w:tcPr>
           <w:p>
@@ -3438,7 +3438,7 @@
         </w:tc>
         <w:tc>
           <w:tcPr>
-            <w:tcW w:w="1550" w:type="dxa"/>
+            <w:tcW w:w="1653" w:type="dxa"/>
             <w:vAlign w:val="top"/>
           </w:tcPr>
           <w:p>
@@ -3453,7 +3453,7 @@
         </w:tc>
         <w:tc>
           <w:tcPr>
-            <w:tcW w:w="6786" w:type="dxa"/>
+            <w:tcW w:w="6624" w:type="dxa"/>
             <w:vAlign w:val="top"/>
           </w:tcPr>
           <w:p>
@@ -3473,7 +3473,7 @@
         </w:trPr>
         <w:tc>
           <w:tcPr>
-            <w:tcW w:w="1744" w:type="dxa"/>
+            <w:tcW w:w="1803" w:type="dxa"/>
             <w:vAlign w:val="top"/>
           </w:tcPr>
           <w:p>
@@ -3490,7 +3490,7 @@
         </w:tc>
         <w:tc>
           <w:tcPr>
-            <w:tcW w:w="1550" w:type="dxa"/>
+            <w:tcW w:w="1653" w:type="dxa"/>
             <w:vAlign w:val="top"/>
           </w:tcPr>
           <w:p>
@@ -3505,7 +3505,7 @@
         </w:tc>
         <w:tc>
           <w:tcPr>
-            <w:tcW w:w="6786" w:type="dxa"/>
+            <w:tcW w:w="6624" w:type="dxa"/>
             <w:vAlign w:val="top"/>
           </w:tcPr>
           <w:p>
@@ -3966,8 +3966,8 @@
         </w:tblCellMar>
       </w:tblPr>
       <w:tblGrid>
-        <w:gridCol w:w="672"/>
-        <w:gridCol w:w="9408"/>
+        <w:gridCol w:w="555"/>
+        <w:gridCol w:w="9525"/>
       </w:tblGrid>
       <w:tr>
         <w:trPr>
@@ -3975,7 +3975,7 @@
         </w:trPr>
         <w:tc>
           <w:tcPr>
-            <w:tcW w:w="672" w:type="dxa"/>
+            <w:tcW w:w="555" w:type="dxa"/>
             <w:shd w:val="clear" w:color="auto" w:fill="1B4A78"/>
             <w:vAlign w:val="top"/>
           </w:tcPr>
@@ -3994,7 +3994,7 @@
         </w:tc>
         <w:tc>
           <w:tcPr>
-            <w:tcW w:w="9408" w:type="dxa"/>
+            <w:tcW w:w="9525" w:type="dxa"/>
             <w:shd w:val="clear" w:color="auto" w:fill="1B4A78"/>
             <w:vAlign w:val="top"/>
           </w:tcPr>
@@ -4018,7 +4018,7 @@
         </w:trPr>
         <w:tc>
           <w:tcPr>
-            <w:tcW w:w="672" w:type="dxa"/>
+            <w:tcW w:w="555" w:type="dxa"/>
             <w:vAlign w:val="top"/>
           </w:tcPr>
           <w:p>
@@ -4033,7 +4033,7 @@
         </w:tc>
         <w:tc>
           <w:tcPr>
-            <w:tcW w:w="9408" w:type="dxa"/>
+            <w:tcW w:w="9525" w:type="dxa"/>
             <w:vAlign w:val="top"/>
           </w:tcPr>
           <w:p>
@@ -4093,7 +4093,7 @@
         </w:trPr>
         <w:tc>
           <w:tcPr>
-            <w:tcW w:w="672" w:type="dxa"/>
+            <w:tcW w:w="555" w:type="dxa"/>
             <w:vAlign w:val="top"/>
           </w:tcPr>
           <w:p>
@@ -4108,7 +4108,7 @@
         </w:tc>
         <w:tc>
           <w:tcPr>
-            <w:tcW w:w="9408" w:type="dxa"/>
+            <w:tcW w:w="9525" w:type="dxa"/>
             <w:vAlign w:val="top"/>
           </w:tcPr>
           <w:p>
@@ -4138,7 +4138,7 @@
         </w:trPr>
         <w:tc>
           <w:tcPr>
-            <w:tcW w:w="672" w:type="dxa"/>
+            <w:tcW w:w="555" w:type="dxa"/>
             <w:vAlign w:val="top"/>
           </w:tcPr>
           <w:p>
@@ -4153,7 +4153,7 @@
         </w:tc>
         <w:tc>
           <w:tcPr>
-            <w:tcW w:w="9408" w:type="dxa"/>
+            <w:tcW w:w="9525" w:type="dxa"/>
             <w:vAlign w:val="top"/>
           </w:tcPr>
           <w:p>
@@ -4223,7 +4223,7 @@
         </w:trPr>
         <w:tc>
           <w:tcPr>
-            <w:tcW w:w="672" w:type="dxa"/>
+            <w:tcW w:w="555" w:type="dxa"/>
             <w:vAlign w:val="top"/>
           </w:tcPr>
           <w:p>
@@ -4238,7 +4238,7 @@
         </w:tc>
         <w:tc>
           <w:tcPr>
-            <w:tcW w:w="9408" w:type="dxa"/>
+            <w:tcW w:w="9525" w:type="dxa"/>
             <w:vAlign w:val="top"/>
           </w:tcPr>
           <w:p>
@@ -4306,7 +4306,7 @@
         </w:trPr>
         <w:tc>
           <w:tcPr>
-            <w:tcW w:w="672" w:type="dxa"/>
+            <w:tcW w:w="555" w:type="dxa"/>
             <w:vAlign w:val="top"/>
           </w:tcPr>
           <w:p>
@@ -4321,7 +4321,7 @@
         </w:tc>
         <w:tc>
           <w:tcPr>
-            <w:tcW w:w="9408" w:type="dxa"/>
+            <w:tcW w:w="9525" w:type="dxa"/>
             <w:vAlign w:val="top"/>
           </w:tcPr>
           <w:p>
@@ -4351,7 +4351,7 @@
         </w:trPr>
         <w:tc>
           <w:tcPr>
-            <w:tcW w:w="672" w:type="dxa"/>
+            <w:tcW w:w="555" w:type="dxa"/>
             <w:vAlign w:val="top"/>
           </w:tcPr>
           <w:p>
@@ -4366,7 +4366,7 @@
         </w:tc>
         <w:tc>
           <w:tcPr>
-            <w:tcW w:w="9408" w:type="dxa"/>
+            <w:tcW w:w="9525" w:type="dxa"/>
             <w:vAlign w:val="top"/>
           </w:tcPr>
           <w:p>
@@ -4396,7 +4396,7 @@
         </w:trPr>
         <w:tc>
           <w:tcPr>
-            <w:tcW w:w="672" w:type="dxa"/>
+            <w:tcW w:w="555" w:type="dxa"/>
             <w:vAlign w:val="top"/>
           </w:tcPr>
           <w:p>
@@ -4411,7 +4411,7 @@
         </w:tc>
         <w:tc>
           <w:tcPr>
-            <w:tcW w:w="9408" w:type="dxa"/>
+            <w:tcW w:w="9525" w:type="dxa"/>
             <w:vAlign w:val="top"/>
           </w:tcPr>
           <w:p>
@@ -4437,7 +4437,7 @@
         </w:trPr>
         <w:tc>
           <w:tcPr>
-            <w:tcW w:w="672" w:type="dxa"/>
+            <w:tcW w:w="555" w:type="dxa"/>
             <w:vAlign w:val="top"/>
           </w:tcPr>
           <w:p>
@@ -4452,7 +4452,7 @@
         </w:tc>
         <w:tc>
           <w:tcPr>
-            <w:tcW w:w="9408" w:type="dxa"/>
+            <w:tcW w:w="9525" w:type="dxa"/>
             <w:vAlign w:val="top"/>
           </w:tcPr>
           <w:p>
@@ -4488,7 +4488,7 @@
         </w:trPr>
         <w:tc>
           <w:tcPr>
-            <w:tcW w:w="672" w:type="dxa"/>
+            <w:tcW w:w="555" w:type="dxa"/>
             <w:vAlign w:val="top"/>
           </w:tcPr>
           <w:p>
@@ -4503,7 +4503,7 @@
         </w:tc>
         <w:tc>
           <w:tcPr>
-            <w:tcW w:w="9408" w:type="dxa"/>
+            <w:tcW w:w="9525" w:type="dxa"/>
             <w:vAlign w:val="top"/>
           </w:tcPr>
           <w:p>
@@ -4533,7 +4533,7 @@
         </w:trPr>
         <w:tc>
           <w:tcPr>
-            <w:tcW w:w="672" w:type="dxa"/>
+            <w:tcW w:w="555" w:type="dxa"/>
             <w:vAlign w:val="top"/>
           </w:tcPr>
           <w:p>
@@ -4548,7 +4548,7 @@
         </w:tc>
         <w:tc>
           <w:tcPr>
-            <w:tcW w:w="9408" w:type="dxa"/>
+            <w:tcW w:w="9525" w:type="dxa"/>
             <w:vAlign w:val="top"/>
           </w:tcPr>
           <w:p>
@@ -5436,10 +5436,10 @@
         </w:tblCellMar>
       </w:tblPr>
       <w:tblGrid>
-        <w:gridCol w:w="293"/>
-        <w:gridCol w:w="1582"/>
-        <w:gridCol w:w="4102"/>
-        <w:gridCol w:w="4103"/>
+        <w:gridCol w:w="555"/>
+        <w:gridCol w:w="1887"/>
+        <w:gridCol w:w="3818"/>
+        <w:gridCol w:w="3820"/>
       </w:tblGrid>
       <w:tr>
         <w:trPr>
@@ -5447,7 +5447,7 @@
         </w:trPr>
         <w:tc>
           <w:tcPr>
-            <w:tcW w:w="293" w:type="dxa"/>
+            <w:tcW w:w="555" w:type="dxa"/>
             <w:shd w:val="clear" w:color="auto" w:fill="1B4A78"/>
             <w:vAlign w:val="top"/>
           </w:tcPr>
@@ -5466,7 +5466,7 @@
         </w:tc>
         <w:tc>
           <w:tcPr>
-            <w:tcW w:w="1582" w:type="dxa"/>
+            <w:tcW w:w="1887" w:type="dxa"/>
             <w:shd w:val="clear" w:color="auto" w:fill="1B4A78"/>
             <w:vAlign w:val="top"/>
           </w:tcPr>
@@ -5485,7 +5485,7 @@
         </w:tc>
         <w:tc>
           <w:tcPr>
-            <w:tcW w:w="4102" w:type="dxa"/>
+            <w:tcW w:w="3818" w:type="dxa"/>
             <w:shd w:val="clear" w:color="auto" w:fill="1B4A78"/>
             <w:vAlign w:val="top"/>
           </w:tcPr>
@@ -5504,7 +5504,7 @@
         </w:tc>
         <w:tc>
           <w:tcPr>
-            <w:tcW w:w="4103" w:type="dxa"/>
+            <w:tcW w:w="3820" w:type="dxa"/>
             <w:shd w:val="clear" w:color="auto" w:fill="1B4A78"/>
             <w:vAlign w:val="top"/>
           </w:tcPr>
@@ -5528,7 +5528,7 @@
         </w:trPr>
         <w:tc>
           <w:tcPr>
-            <w:tcW w:w="293" w:type="dxa"/>
+            <w:tcW w:w="555" w:type="dxa"/>
             <w:vAlign w:val="top"/>
           </w:tcPr>
           <w:p>
@@ -5545,7 +5545,7 @@
         </w:tc>
         <w:tc>
           <w:tcPr>
-            <w:tcW w:w="1582" w:type="dxa"/>
+            <w:tcW w:w="1887" w:type="dxa"/>
             <w:vAlign w:val="top"/>
           </w:tcPr>
           <w:p>
@@ -5562,7 +5562,7 @@
         </w:tc>
         <w:tc>
           <w:tcPr>
-            <w:tcW w:w="4102" w:type="dxa"/>
+            <w:tcW w:w="3818" w:type="dxa"/>
             <w:vAlign w:val="top"/>
           </w:tcPr>
           <w:p>
@@ -5598,7 +5598,7 @@
         </w:tc>
         <w:tc>
           <w:tcPr>
-            <w:tcW w:w="4103" w:type="dxa"/>
+            <w:tcW w:w="3820" w:type="dxa"/>
             <w:vAlign w:val="top"/>
           </w:tcPr>
           <w:p>
@@ -5629,7 +5629,7 @@
         </w:trPr>
         <w:tc>
           <w:tcPr>
-            <w:tcW w:w="293" w:type="dxa"/>
+            <w:tcW w:w="555" w:type="dxa"/>
             <w:vAlign w:val="top"/>
           </w:tcPr>
           <w:p>
@@ -5646,7 +5646,7 @@
         </w:tc>
         <w:tc>
           <w:tcPr>
-            <w:tcW w:w="1582" w:type="dxa"/>
+            <w:tcW w:w="1887" w:type="dxa"/>
             <w:vAlign w:val="top"/>
           </w:tcPr>
           <w:p>
@@ -5663,7 +5663,7 @@
         </w:tc>
         <w:tc>
           <w:tcPr>
-            <w:tcW w:w="4102" w:type="dxa"/>
+            <w:tcW w:w="3818" w:type="dxa"/>
             <w:vAlign w:val="top"/>
           </w:tcPr>
           <w:p>
@@ -5678,7 +5678,7 @@
         </w:tc>
         <w:tc>
           <w:tcPr>
-            <w:tcW w:w="4103" w:type="dxa"/>
+            <w:tcW w:w="3820" w:type="dxa"/>
             <w:vAlign w:val="top"/>
           </w:tcPr>
           <w:p>
@@ -5698,7 +5698,7 @@
         </w:trPr>
         <w:tc>
           <w:tcPr>
-            <w:tcW w:w="293" w:type="dxa"/>
+            <w:tcW w:w="555" w:type="dxa"/>
             <w:vAlign w:val="top"/>
           </w:tcPr>
           <w:p>
@@ -5715,7 +5715,7 @@
         </w:tc>
         <w:tc>
           <w:tcPr>
-            <w:tcW w:w="1582" w:type="dxa"/>
+            <w:tcW w:w="1887" w:type="dxa"/>
             <w:vAlign w:val="top"/>
           </w:tcPr>
           <w:p>
@@ -5732,7 +5732,7 @@
         </w:tc>
         <w:tc>
           <w:tcPr>
-            <w:tcW w:w="4102" w:type="dxa"/>
+            <w:tcW w:w="3818" w:type="dxa"/>
             <w:vAlign w:val="top"/>
           </w:tcPr>
           <w:p>
@@ -5753,7 +5753,7 @@
         </w:tc>
         <w:tc>
           <w:tcPr>
-            <w:tcW w:w="4103" w:type="dxa"/>
+            <w:tcW w:w="3820" w:type="dxa"/>
             <w:vAlign w:val="top"/>
           </w:tcPr>
           <w:p>
@@ -5773,7 +5773,7 @@
         </w:trPr>
         <w:tc>
           <w:tcPr>
-            <w:tcW w:w="293" w:type="dxa"/>
+            <w:tcW w:w="555" w:type="dxa"/>
             <w:vAlign w:val="top"/>
           </w:tcPr>
           <w:p>
@@ -5790,7 +5790,7 @@
         </w:tc>
         <w:tc>
           <w:tcPr>
-            <w:tcW w:w="1582" w:type="dxa"/>
+            <w:tcW w:w="1887" w:type="dxa"/>
             <w:vAlign w:val="top"/>
           </w:tcPr>
           <w:p>
@@ -5807,7 +5807,7 @@
         </w:tc>
         <w:tc>
           <w:tcPr>
-            <w:tcW w:w="4102" w:type="dxa"/>
+            <w:tcW w:w="3818" w:type="dxa"/>
             <w:vAlign w:val="top"/>
           </w:tcPr>
           <w:p>
@@ -5828,7 +5828,7 @@
         </w:tc>
         <w:tc>
           <w:tcPr>
-            <w:tcW w:w="4103" w:type="dxa"/>
+            <w:tcW w:w="3820" w:type="dxa"/>
             <w:vAlign w:val="top"/>
           </w:tcPr>
           <w:p>
@@ -5844,7 +5844,7 @@
         </w:trPr>
         <w:tc>
           <w:tcPr>
-            <w:tcW w:w="293" w:type="dxa"/>
+            <w:tcW w:w="555" w:type="dxa"/>
             <w:vAlign w:val="top"/>
           </w:tcPr>
           <w:p>
@@ -5861,7 +5861,7 @@
         </w:tc>
         <w:tc>
           <w:tcPr>
-            <w:tcW w:w="1582" w:type="dxa"/>
+            <w:tcW w:w="1887" w:type="dxa"/>
             <w:vAlign w:val="top"/>
           </w:tcPr>
           <w:p>
@@ -5878,7 +5878,7 @@
         </w:tc>
         <w:tc>
           <w:tcPr>
-            <w:tcW w:w="4102" w:type="dxa"/>
+            <w:tcW w:w="3818" w:type="dxa"/>
             <w:vAlign w:val="top"/>
           </w:tcPr>
           <w:p>
@@ -5893,7 +5893,7 @@
         </w:tc>
         <w:tc>
           <w:tcPr>
-            <w:tcW w:w="4103" w:type="dxa"/>
+            <w:tcW w:w="3820" w:type="dxa"/>
             <w:vAlign w:val="top"/>
           </w:tcPr>
           <w:p>
@@ -5915,7 +5915,7 @@
         </w:trPr>
         <w:tc>
           <w:tcPr>
-            <w:tcW w:w="293" w:type="dxa"/>
+            <w:tcW w:w="555" w:type="dxa"/>
             <w:vAlign w:val="top"/>
           </w:tcPr>
           <w:p>
@@ -5932,7 +5932,7 @@
         </w:tc>
         <w:tc>
           <w:tcPr>
-            <w:tcW w:w="1582" w:type="dxa"/>
+            <w:tcW w:w="1887" w:type="dxa"/>
             <w:vAlign w:val="top"/>
           </w:tcPr>
           <w:p>
@@ -5949,7 +5949,7 @@
         </w:tc>
         <w:tc>
           <w:tcPr>
-            <w:tcW w:w="4102" w:type="dxa"/>
+            <w:tcW w:w="3818" w:type="dxa"/>
             <w:vAlign w:val="top"/>
           </w:tcPr>
           <w:p>
@@ -5964,7 +5964,7 @@
         </w:tc>
         <w:tc>
           <w:tcPr>
-            <w:tcW w:w="4103" w:type="dxa"/>
+            <w:tcW w:w="3820" w:type="dxa"/>
             <w:vAlign w:val="top"/>
           </w:tcPr>
           <w:p>
@@ -5995,7 +5995,7 @@
         </w:trPr>
         <w:tc>
           <w:tcPr>
-            <w:tcW w:w="293" w:type="dxa"/>
+            <w:tcW w:w="555" w:type="dxa"/>
             <w:vAlign w:val="top"/>
           </w:tcPr>
           <w:p>
@@ -6012,7 +6012,7 @@
         </w:tc>
         <w:tc>
           <w:tcPr>
-            <w:tcW w:w="1582" w:type="dxa"/>
+            <w:tcW w:w="1887" w:type="dxa"/>
             <w:vAlign w:val="top"/>
           </w:tcPr>
           <w:p>
@@ -6029,7 +6029,7 @@
         </w:tc>
         <w:tc>
           <w:tcPr>
-            <w:tcW w:w="4102" w:type="dxa"/>
+            <w:tcW w:w="3818" w:type="dxa"/>
             <w:vAlign w:val="top"/>
           </w:tcPr>
           <w:p>
@@ -6056,7 +6056,7 @@
         </w:tc>
         <w:tc>
           <w:tcPr>
-            <w:tcW w:w="4103" w:type="dxa"/>
+            <w:tcW w:w="3820" w:type="dxa"/>
             <w:vAlign w:val="top"/>
           </w:tcPr>
           <w:p>
@@ -6246,8 +6246,8 @@
         </w:tblCellMar>
       </w:tblPr>
       <w:tblGrid>
-        <w:gridCol w:w="3944"/>
-        <w:gridCol w:w="6136"/>
+        <w:gridCol w:w="3801"/>
+        <w:gridCol w:w="6279"/>
       </w:tblGrid>
       <w:tr>
         <w:trPr>
@@ -6255,7 +6255,7 @@
         </w:trPr>
         <w:tc>
           <w:tcPr>
-            <w:tcW w:w="3944" w:type="dxa"/>
+            <w:tcW w:w="3801" w:type="dxa"/>
             <w:shd w:val="clear" w:color="auto" w:fill="1B4A78"/>
             <w:vAlign w:val="top"/>
           </w:tcPr>
@@ -6274,7 +6274,7 @@
         </w:tc>
         <w:tc>
           <w:tcPr>
-            <w:tcW w:w="6136" w:type="dxa"/>
+            <w:tcW w:w="6279" w:type="dxa"/>
             <w:shd w:val="clear" w:color="auto" w:fill="1B4A78"/>
             <w:vAlign w:val="top"/>
           </w:tcPr>
@@ -6298,7 +6298,7 @@
         </w:trPr>
         <w:tc>
           <w:tcPr>
-            <w:tcW w:w="3944" w:type="dxa"/>
+            <w:tcW w:w="3801" w:type="dxa"/>
             <w:vAlign w:val="top"/>
           </w:tcPr>
           <w:p>
@@ -6313,7 +6313,7 @@
         </w:tc>
         <w:tc>
           <w:tcPr>
-            <w:tcW w:w="6136" w:type="dxa"/>
+            <w:tcW w:w="6279" w:type="dxa"/>
             <w:vAlign w:val="top"/>
           </w:tcPr>
           <w:p>
@@ -6339,7 +6339,7 @@
         </w:trPr>
         <w:tc>
           <w:tcPr>
-            <w:tcW w:w="3944" w:type="dxa"/>
+            <w:tcW w:w="3801" w:type="dxa"/>
             <w:vAlign w:val="top"/>
           </w:tcPr>
           <w:p>
@@ -6354,7 +6354,7 @@
         </w:tc>
         <w:tc>
           <w:tcPr>
-            <w:tcW w:w="6136" w:type="dxa"/>
+            <w:tcW w:w="6279" w:type="dxa"/>
             <w:vAlign w:val="top"/>
           </w:tcPr>
           <w:p>
@@ -6380,7 +6380,7 @@
         </w:trPr>
         <w:tc>
           <w:tcPr>
-            <w:tcW w:w="3944" w:type="dxa"/>
+            <w:tcW w:w="3801" w:type="dxa"/>
             <w:vAlign w:val="top"/>
           </w:tcPr>
           <w:p>
@@ -6395,7 +6395,7 @@
         </w:tc>
         <w:tc>
           <w:tcPr>
-            <w:tcW w:w="6136" w:type="dxa"/>
+            <w:tcW w:w="6279" w:type="dxa"/>
             <w:vAlign w:val="top"/>
           </w:tcPr>
           <w:p>
@@ -6415,7 +6415,7 @@
         </w:trPr>
         <w:tc>
           <w:tcPr>
-            <w:tcW w:w="3944" w:type="dxa"/>
+            <w:tcW w:w="3801" w:type="dxa"/>
             <w:vAlign w:val="top"/>
           </w:tcPr>
           <w:p>
@@ -6430,7 +6430,7 @@
         </w:tc>
         <w:tc>
           <w:tcPr>
-            <w:tcW w:w="6136" w:type="dxa"/>
+            <w:tcW w:w="6279" w:type="dxa"/>
             <w:vAlign w:val="top"/>
           </w:tcPr>
           <w:p>
@@ -6456,7 +6456,7 @@
         </w:trPr>
         <w:tc>
           <w:tcPr>
-            <w:tcW w:w="3944" w:type="dxa"/>
+            <w:tcW w:w="3801" w:type="dxa"/>
             <w:vAlign w:val="top"/>
           </w:tcPr>
           <w:p>
@@ -6471,7 +6471,7 @@
         </w:tc>
         <w:tc>
           <w:tcPr>
-            <w:tcW w:w="6136" w:type="dxa"/>
+            <w:tcW w:w="6279" w:type="dxa"/>
             <w:vAlign w:val="top"/>
           </w:tcPr>
           <w:p>
@@ -6491,7 +6491,7 @@
         </w:trPr>
         <w:tc>
           <w:tcPr>
-            <w:tcW w:w="3944" w:type="dxa"/>
+            <w:tcW w:w="3801" w:type="dxa"/>
             <w:vAlign w:val="top"/>
           </w:tcPr>
           <w:p>
@@ -6506,7 +6506,7 @@
         </w:tc>
         <w:tc>
           <w:tcPr>
-            <w:tcW w:w="6136" w:type="dxa"/>
+            <w:tcW w:w="6279" w:type="dxa"/>
             <w:vAlign w:val="top"/>
           </w:tcPr>
           <w:p>
@@ -6526,7 +6526,7 @@
         </w:trPr>
         <w:tc>
           <w:tcPr>
-            <w:tcW w:w="3944" w:type="dxa"/>
+            <w:tcW w:w="3801" w:type="dxa"/>
             <w:vAlign w:val="top"/>
           </w:tcPr>
           <w:p>
@@ -6541,7 +6541,7 @@
         </w:tc>
         <w:tc>
           <w:tcPr>
-            <w:tcW w:w="6136" w:type="dxa"/>
+            <w:tcW w:w="6279" w:type="dxa"/>
             <w:vAlign w:val="top"/>
           </w:tcPr>
           <w:p>
@@ -6561,7 +6561,7 @@
         </w:trPr>
         <w:tc>
           <w:tcPr>
-            <w:tcW w:w="3944" w:type="dxa"/>
+            <w:tcW w:w="3801" w:type="dxa"/>
             <w:vAlign w:val="top"/>
           </w:tcPr>
           <w:p>
@@ -6576,7 +6576,7 @@
         </w:tc>
         <w:tc>
           <w:tcPr>
-            <w:tcW w:w="6136" w:type="dxa"/>
+            <w:tcW w:w="6279" w:type="dxa"/>
             <w:vAlign w:val="top"/>
           </w:tcPr>
           <w:p>

--- a/migration-governance/word/Sysadmin-Guide.docx
+++ b/migration-governance/word/Sysadmin-Guide.docx
@@ -408,9 +408,9 @@
         </w:tblCellMar>
       </w:tblPr>
       <w:tblGrid>
-        <w:gridCol w:w="1832"/>
-        <w:gridCol w:w="4023"/>
-        <w:gridCol w:w="4225"/>
+        <w:gridCol w:w="1884"/>
+        <w:gridCol w:w="3979"/>
+        <w:gridCol w:w="4217"/>
       </w:tblGrid>
       <w:tr>
         <w:trPr>
@@ -418,7 +418,7 @@
         </w:trPr>
         <w:tc>
           <w:tcPr>
-            <w:tcW w:w="1832" w:type="dxa"/>
+            <w:tcW w:w="1884" w:type="dxa"/>
             <w:shd w:val="clear" w:color="auto" w:fill="1B4A78"/>
             <w:vAlign w:val="top"/>
           </w:tcPr>
@@ -430,7 +430,7 @@
         </w:tc>
         <w:tc>
           <w:tcPr>
-            <w:tcW w:w="4023" w:type="dxa"/>
+            <w:tcW w:w="3979" w:type="dxa"/>
             <w:shd w:val="clear" w:color="auto" w:fill="1B4A78"/>
             <w:vAlign w:val="top"/>
           </w:tcPr>
@@ -449,7 +449,7 @@
         </w:tc>
         <w:tc>
           <w:tcPr>
-            <w:tcW w:w="4225" w:type="dxa"/>
+            <w:tcW w:w="4217" w:type="dxa"/>
             <w:shd w:val="clear" w:color="auto" w:fill="1B4A78"/>
             <w:vAlign w:val="top"/>
           </w:tcPr>
@@ -473,7 +473,7 @@
         </w:trPr>
         <w:tc>
           <w:tcPr>
-            <w:tcW w:w="1832" w:type="dxa"/>
+            <w:tcW w:w="1884" w:type="dxa"/>
             <w:vAlign w:val="top"/>
           </w:tcPr>
           <w:p>
@@ -490,7 +490,7 @@
         </w:tc>
         <w:tc>
           <w:tcPr>
-            <w:tcW w:w="4023" w:type="dxa"/>
+            <w:tcW w:w="3979" w:type="dxa"/>
             <w:vAlign w:val="top"/>
           </w:tcPr>
           <w:p>
@@ -511,7 +511,7 @@
         </w:tc>
         <w:tc>
           <w:tcPr>
-            <w:tcW w:w="4225" w:type="dxa"/>
+            <w:tcW w:w="4217" w:type="dxa"/>
             <w:vAlign w:val="top"/>
           </w:tcPr>
           <w:p>
@@ -537,7 +537,7 @@
         </w:trPr>
         <w:tc>
           <w:tcPr>
-            <w:tcW w:w="1832" w:type="dxa"/>
+            <w:tcW w:w="1884" w:type="dxa"/>
             <w:vAlign w:val="top"/>
           </w:tcPr>
           <w:p>
@@ -554,7 +554,7 @@
         </w:tc>
         <w:tc>
           <w:tcPr>
-            <w:tcW w:w="4023" w:type="dxa"/>
+            <w:tcW w:w="3979" w:type="dxa"/>
             <w:vAlign w:val="top"/>
           </w:tcPr>
           <w:p>
@@ -571,7 +571,7 @@
         </w:tc>
         <w:tc>
           <w:tcPr>
-            <w:tcW w:w="4225" w:type="dxa"/>
+            <w:tcW w:w="4217" w:type="dxa"/>
             <w:vAlign w:val="top"/>
           </w:tcPr>
           <w:p>
@@ -597,7 +597,7 @@
         </w:trPr>
         <w:tc>
           <w:tcPr>
-            <w:tcW w:w="1832" w:type="dxa"/>
+            <w:tcW w:w="1884" w:type="dxa"/>
             <w:vAlign w:val="top"/>
           </w:tcPr>
           <w:p>
@@ -614,7 +614,7 @@
         </w:tc>
         <w:tc>
           <w:tcPr>
-            <w:tcW w:w="4023" w:type="dxa"/>
+            <w:tcW w:w="3979" w:type="dxa"/>
             <w:vAlign w:val="top"/>
           </w:tcPr>
           <w:p>
@@ -631,7 +631,7 @@
         </w:tc>
         <w:tc>
           <w:tcPr>
-            <w:tcW w:w="4225" w:type="dxa"/>
+            <w:tcW w:w="4217" w:type="dxa"/>
             <w:vAlign w:val="top"/>
           </w:tcPr>
           <w:p>
@@ -653,7 +653,7 @@
         </w:trPr>
         <w:tc>
           <w:tcPr>
-            <w:tcW w:w="1832" w:type="dxa"/>
+            <w:tcW w:w="1884" w:type="dxa"/>
             <w:vAlign w:val="top"/>
           </w:tcPr>
           <w:p>
@@ -670,7 +670,7 @@
         </w:tc>
         <w:tc>
           <w:tcPr>
-            <w:tcW w:w="4023" w:type="dxa"/>
+            <w:tcW w:w="3979" w:type="dxa"/>
             <w:vAlign w:val="top"/>
           </w:tcPr>
           <w:p>
@@ -687,7 +687,7 @@
         </w:tc>
         <w:tc>
           <w:tcPr>
-            <w:tcW w:w="4225" w:type="dxa"/>
+            <w:tcW w:w="4217" w:type="dxa"/>
             <w:vAlign w:val="top"/>
           </w:tcPr>
           <w:p>
@@ -723,7 +723,7 @@
         </w:trPr>
         <w:tc>
           <w:tcPr>
-            <w:tcW w:w="1832" w:type="dxa"/>
+            <w:tcW w:w="1884" w:type="dxa"/>
             <w:vAlign w:val="top"/>
           </w:tcPr>
           <w:p>
@@ -740,7 +740,7 @@
         </w:tc>
         <w:tc>
           <w:tcPr>
-            <w:tcW w:w="4023" w:type="dxa"/>
+            <w:tcW w:w="3979" w:type="dxa"/>
             <w:vAlign w:val="top"/>
           </w:tcPr>
           <w:p>
@@ -757,7 +757,7 @@
         </w:tc>
         <w:tc>
           <w:tcPr>
-            <w:tcW w:w="4225" w:type="dxa"/>
+            <w:tcW w:w="4217" w:type="dxa"/>
             <w:vAlign w:val="top"/>
           </w:tcPr>
           <w:p>
@@ -779,7 +779,7 @@
         </w:trPr>
         <w:tc>
           <w:tcPr>
-            <w:tcW w:w="1832" w:type="dxa"/>
+            <w:tcW w:w="1884" w:type="dxa"/>
             <w:vAlign w:val="top"/>
           </w:tcPr>
           <w:p>
@@ -796,7 +796,7 @@
         </w:tc>
         <w:tc>
           <w:tcPr>
-            <w:tcW w:w="4023" w:type="dxa"/>
+            <w:tcW w:w="3979" w:type="dxa"/>
             <w:vAlign w:val="top"/>
           </w:tcPr>
           <w:p>
@@ -811,7 +811,7 @@
         </w:tc>
         <w:tc>
           <w:tcPr>
-            <w:tcW w:w="4225" w:type="dxa"/>
+            <w:tcW w:w="4217" w:type="dxa"/>
             <w:vAlign w:val="top"/>
           </w:tcPr>
           <w:p>
@@ -1192,10 +1192,10 @@
         </w:tblCellMar>
       </w:tblPr>
       <w:tblGrid>
-        <w:gridCol w:w="1956"/>
-        <w:gridCol w:w="2527"/>
-        <w:gridCol w:w="2702"/>
-        <w:gridCol w:w="2895"/>
+        <w:gridCol w:w="2086"/>
+        <w:gridCol w:w="2451"/>
+        <w:gridCol w:w="2651"/>
+        <w:gridCol w:w="2892"/>
       </w:tblGrid>
       <w:tr>
         <w:trPr>
@@ -1203,7 +1203,7 @@
         </w:trPr>
         <w:tc>
           <w:tcPr>
-            <w:tcW w:w="1956" w:type="dxa"/>
+            <w:tcW w:w="2086" w:type="dxa"/>
             <w:shd w:val="clear" w:color="auto" w:fill="1B4A78"/>
             <w:vAlign w:val="top"/>
           </w:tcPr>
@@ -1222,7 +1222,7 @@
         </w:tc>
         <w:tc>
           <w:tcPr>
-            <w:tcW w:w="2527" w:type="dxa"/>
+            <w:tcW w:w="2451" w:type="dxa"/>
             <w:shd w:val="clear" w:color="auto" w:fill="1B4A78"/>
             <w:vAlign w:val="top"/>
           </w:tcPr>
@@ -1255,7 +1255,7 @@
         </w:tc>
         <w:tc>
           <w:tcPr>
-            <w:tcW w:w="2702" w:type="dxa"/>
+            <w:tcW w:w="2651" w:type="dxa"/>
             <w:shd w:val="clear" w:color="auto" w:fill="1B4A78"/>
             <w:vAlign w:val="top"/>
           </w:tcPr>
@@ -1288,7 +1288,7 @@
         </w:tc>
         <w:tc>
           <w:tcPr>
-            <w:tcW w:w="2895" w:type="dxa"/>
+            <w:tcW w:w="2892" w:type="dxa"/>
             <w:shd w:val="clear" w:color="auto" w:fill="1B4A78"/>
             <w:vAlign w:val="top"/>
           </w:tcPr>
@@ -1326,7 +1326,7 @@
         </w:trPr>
         <w:tc>
           <w:tcPr>
-            <w:tcW w:w="1956" w:type="dxa"/>
+            <w:tcW w:w="2086" w:type="dxa"/>
             <w:vAlign w:val="top"/>
           </w:tcPr>
           <w:p>
@@ -1343,7 +1343,7 @@
         </w:tc>
         <w:tc>
           <w:tcPr>
-            <w:tcW w:w="2527" w:type="dxa"/>
+            <w:tcW w:w="2451" w:type="dxa"/>
             <w:vAlign w:val="top"/>
           </w:tcPr>
           <w:p>
@@ -1358,7 +1358,7 @@
         </w:tc>
         <w:tc>
           <w:tcPr>
-            <w:tcW w:w="2702" w:type="dxa"/>
+            <w:tcW w:w="2651" w:type="dxa"/>
             <w:vAlign w:val="top"/>
           </w:tcPr>
           <w:p>
@@ -1373,7 +1373,7 @@
         </w:tc>
         <w:tc>
           <w:tcPr>
-            <w:tcW w:w="2895" w:type="dxa"/>
+            <w:tcW w:w="2892" w:type="dxa"/>
             <w:vAlign w:val="top"/>
           </w:tcPr>
           <w:p>
@@ -1393,7 +1393,7 @@
         </w:trPr>
         <w:tc>
           <w:tcPr>
-            <w:tcW w:w="1956" w:type="dxa"/>
+            <w:tcW w:w="2086" w:type="dxa"/>
             <w:vAlign w:val="top"/>
           </w:tcPr>
           <w:p>
@@ -1410,7 +1410,7 @@
         </w:tc>
         <w:tc>
           <w:tcPr>
-            <w:tcW w:w="2527" w:type="dxa"/>
+            <w:tcW w:w="2451" w:type="dxa"/>
             <w:vAlign w:val="top"/>
           </w:tcPr>
           <w:p>
@@ -1427,7 +1427,7 @@
         </w:tc>
         <w:tc>
           <w:tcPr>
-            <w:tcW w:w="2702" w:type="dxa"/>
+            <w:tcW w:w="2651" w:type="dxa"/>
             <w:vAlign w:val="top"/>
           </w:tcPr>
           <w:p>
@@ -1442,7 +1442,7 @@
         </w:tc>
         <w:tc>
           <w:tcPr>
-            <w:tcW w:w="2895" w:type="dxa"/>
+            <w:tcW w:w="2892" w:type="dxa"/>
             <w:vAlign w:val="top"/>
           </w:tcPr>
           <w:p>
@@ -1462,7 +1462,7 @@
         </w:trPr>
         <w:tc>
           <w:tcPr>
-            <w:tcW w:w="1956" w:type="dxa"/>
+            <w:tcW w:w="2086" w:type="dxa"/>
             <w:vAlign w:val="top"/>
           </w:tcPr>
           <w:p>
@@ -1479,7 +1479,7 @@
         </w:tc>
         <w:tc>
           <w:tcPr>
-            <w:tcW w:w="2527" w:type="dxa"/>
+            <w:tcW w:w="2451" w:type="dxa"/>
             <w:vAlign w:val="top"/>
           </w:tcPr>
           <w:p>
@@ -1500,7 +1500,7 @@
         </w:tc>
         <w:tc>
           <w:tcPr>
-            <w:tcW w:w="2702" w:type="dxa"/>
+            <w:tcW w:w="2651" w:type="dxa"/>
             <w:vAlign w:val="top"/>
           </w:tcPr>
           <w:p>
@@ -1515,7 +1515,7 @@
         </w:tc>
         <w:tc>
           <w:tcPr>
-            <w:tcW w:w="2895" w:type="dxa"/>
+            <w:tcW w:w="2892" w:type="dxa"/>
             <w:vAlign w:val="top"/>
           </w:tcPr>
           <w:p>
@@ -1535,7 +1535,7 @@
         </w:trPr>
         <w:tc>
           <w:tcPr>
-            <w:tcW w:w="1956" w:type="dxa"/>
+            <w:tcW w:w="2086" w:type="dxa"/>
             <w:vAlign w:val="top"/>
           </w:tcPr>
           <w:p>
@@ -1552,7 +1552,7 @@
         </w:tc>
         <w:tc>
           <w:tcPr>
-            <w:tcW w:w="2527" w:type="dxa"/>
+            <w:tcW w:w="2451" w:type="dxa"/>
             <w:vAlign w:val="top"/>
           </w:tcPr>
           <w:p>
@@ -1569,7 +1569,7 @@
         </w:tc>
         <w:tc>
           <w:tcPr>
-            <w:tcW w:w="2702" w:type="dxa"/>
+            <w:tcW w:w="2651" w:type="dxa"/>
             <w:vAlign w:val="top"/>
           </w:tcPr>
           <w:p>
@@ -1584,7 +1584,7 @@
         </w:tc>
         <w:tc>
           <w:tcPr>
-            <w:tcW w:w="2895" w:type="dxa"/>
+            <w:tcW w:w="2892" w:type="dxa"/>
             <w:vAlign w:val="top"/>
           </w:tcPr>
           <w:p>
@@ -1633,8 +1633,8 @@
         </w:tblCellMar>
       </w:tblPr>
       <w:tblGrid>
-        <w:gridCol w:w="886"/>
-        <w:gridCol w:w="9194"/>
+        <w:gridCol w:w="921"/>
+        <w:gridCol w:w="9159"/>
       </w:tblGrid>
       <w:tr>
         <w:trPr>
@@ -1642,7 +1642,7 @@
         </w:trPr>
         <w:tc>
           <w:tcPr>
-            <w:tcW w:w="886" w:type="dxa"/>
+            <w:tcW w:w="921" w:type="dxa"/>
             <w:shd w:val="clear" w:color="auto" w:fill="1B4A78"/>
             <w:vAlign w:val="top"/>
           </w:tcPr>
@@ -1661,7 +1661,7 @@
         </w:tc>
         <w:tc>
           <w:tcPr>
-            <w:tcW w:w="9194" w:type="dxa"/>
+            <w:tcW w:w="9159" w:type="dxa"/>
             <w:shd w:val="clear" w:color="auto" w:fill="1B4A78"/>
             <w:vAlign w:val="top"/>
           </w:tcPr>
@@ -1685,7 +1685,7 @@
         </w:trPr>
         <w:tc>
           <w:tcPr>
-            <w:tcW w:w="886" w:type="dxa"/>
+            <w:tcW w:w="921" w:type="dxa"/>
             <w:vAlign w:val="top"/>
           </w:tcPr>
           <w:p>
@@ -1702,7 +1702,7 @@
         </w:tc>
         <w:tc>
           <w:tcPr>
-            <w:tcW w:w="9194" w:type="dxa"/>
+            <w:tcW w:w="9159" w:type="dxa"/>
             <w:vAlign w:val="top"/>
           </w:tcPr>
           <w:p>
@@ -1722,7 +1722,7 @@
         </w:trPr>
         <w:tc>
           <w:tcPr>
-            <w:tcW w:w="886" w:type="dxa"/>
+            <w:tcW w:w="921" w:type="dxa"/>
             <w:vAlign w:val="top"/>
           </w:tcPr>
           <w:p>
@@ -1739,7 +1739,7 @@
         </w:tc>
         <w:tc>
           <w:tcPr>
-            <w:tcW w:w="9194" w:type="dxa"/>
+            <w:tcW w:w="9159" w:type="dxa"/>
             <w:vAlign w:val="top"/>
           </w:tcPr>
           <w:p>
@@ -1759,7 +1759,7 @@
         </w:trPr>
         <w:tc>
           <w:tcPr>
-            <w:tcW w:w="886" w:type="dxa"/>
+            <w:tcW w:w="921" w:type="dxa"/>
             <w:vAlign w:val="top"/>
           </w:tcPr>
           <w:p>
@@ -1776,7 +1776,7 @@
         </w:tc>
         <w:tc>
           <w:tcPr>
-            <w:tcW w:w="9194" w:type="dxa"/>
+            <w:tcW w:w="9159" w:type="dxa"/>
             <w:vAlign w:val="top"/>
           </w:tcPr>
           <w:p>
@@ -1796,7 +1796,7 @@
         </w:trPr>
         <w:tc>
           <w:tcPr>
-            <w:tcW w:w="886" w:type="dxa"/>
+            <w:tcW w:w="921" w:type="dxa"/>
             <w:vAlign w:val="top"/>
           </w:tcPr>
           <w:p>
@@ -1813,7 +1813,7 @@
         </w:tc>
         <w:tc>
           <w:tcPr>
-            <w:tcW w:w="9194" w:type="dxa"/>
+            <w:tcW w:w="9159" w:type="dxa"/>
             <w:vAlign w:val="top"/>
           </w:tcPr>
           <w:p>
@@ -1984,8 +1984,8 @@
         </w:tblCellMar>
       </w:tblPr>
       <w:tblGrid>
-        <w:gridCol w:w="4986"/>
-        <w:gridCol w:w="5094"/>
+        <w:gridCol w:w="4974"/>
+        <w:gridCol w:w="5106"/>
       </w:tblGrid>
       <w:tr>
         <w:trPr>
@@ -1993,7 +1993,7 @@
         </w:trPr>
         <w:tc>
           <w:tcPr>
-            <w:tcW w:w="4986" w:type="dxa"/>
+            <w:tcW w:w="4974" w:type="dxa"/>
             <w:shd w:val="clear" w:color="auto" w:fill="1B4A78"/>
             <w:vAlign w:val="top"/>
           </w:tcPr>
@@ -2012,7 +2012,7 @@
         </w:tc>
         <w:tc>
           <w:tcPr>
-            <w:tcW w:w="5094" w:type="dxa"/>
+            <w:tcW w:w="5106" w:type="dxa"/>
             <w:shd w:val="clear" w:color="auto" w:fill="1B4A78"/>
             <w:vAlign w:val="top"/>
           </w:tcPr>
@@ -2036,7 +2036,7 @@
         </w:trPr>
         <w:tc>
           <w:tcPr>
-            <w:tcW w:w="4986" w:type="dxa"/>
+            <w:tcW w:w="4974" w:type="dxa"/>
             <w:vAlign w:val="top"/>
           </w:tcPr>
           <w:p>
@@ -2057,7 +2057,7 @@
         </w:tc>
         <w:tc>
           <w:tcPr>
-            <w:tcW w:w="5094" w:type="dxa"/>
+            <w:tcW w:w="5106" w:type="dxa"/>
             <w:vAlign w:val="top"/>
           </w:tcPr>
           <w:p>
@@ -2087,7 +2087,7 @@
         </w:trPr>
         <w:tc>
           <w:tcPr>
-            <w:tcW w:w="4986" w:type="dxa"/>
+            <w:tcW w:w="4974" w:type="dxa"/>
             <w:vAlign w:val="top"/>
           </w:tcPr>
           <w:p>
@@ -2116,7 +2116,7 @@
         </w:tc>
         <w:tc>
           <w:tcPr>
-            <w:tcW w:w="5094" w:type="dxa"/>
+            <w:tcW w:w="5106" w:type="dxa"/>
             <w:vAlign w:val="top"/>
           </w:tcPr>
           <w:p>
@@ -2162,7 +2162,7 @@
         </w:trPr>
         <w:tc>
           <w:tcPr>
-            <w:tcW w:w="4986" w:type="dxa"/>
+            <w:tcW w:w="4974" w:type="dxa"/>
             <w:vAlign w:val="top"/>
           </w:tcPr>
           <w:p>
@@ -2183,7 +2183,7 @@
         </w:tc>
         <w:tc>
           <w:tcPr>
-            <w:tcW w:w="5094" w:type="dxa"/>
+            <w:tcW w:w="5106" w:type="dxa"/>
             <w:vAlign w:val="top"/>
           </w:tcPr>
           <w:p>
@@ -2203,7 +2203,7 @@
         </w:trPr>
         <w:tc>
           <w:tcPr>
-            <w:tcW w:w="4986" w:type="dxa"/>
+            <w:tcW w:w="4974" w:type="dxa"/>
             <w:vAlign w:val="top"/>
           </w:tcPr>
           <w:p>
@@ -2228,7 +2228,7 @@
         </w:tc>
         <w:tc>
           <w:tcPr>
-            <w:tcW w:w="5094" w:type="dxa"/>
+            <w:tcW w:w="5106" w:type="dxa"/>
             <w:vAlign w:val="top"/>
           </w:tcPr>
           <w:p>
@@ -2248,7 +2248,7 @@
         </w:trPr>
         <w:tc>
           <w:tcPr>
-            <w:tcW w:w="4986" w:type="dxa"/>
+            <w:tcW w:w="4974" w:type="dxa"/>
             <w:vAlign w:val="top"/>
           </w:tcPr>
           <w:p>
@@ -2269,7 +2269,7 @@
         </w:tc>
         <w:tc>
           <w:tcPr>
-            <w:tcW w:w="5094" w:type="dxa"/>
+            <w:tcW w:w="5106" w:type="dxa"/>
             <w:vAlign w:val="top"/>
           </w:tcPr>
           <w:p>
@@ -2295,7 +2295,7 @@
         </w:trPr>
         <w:tc>
           <w:tcPr>
-            <w:tcW w:w="4986" w:type="dxa"/>
+            <w:tcW w:w="4974" w:type="dxa"/>
             <w:vAlign w:val="top"/>
           </w:tcPr>
           <w:p>
@@ -2316,7 +2316,7 @@
         </w:tc>
         <w:tc>
           <w:tcPr>
-            <w:tcW w:w="5094" w:type="dxa"/>
+            <w:tcW w:w="5106" w:type="dxa"/>
             <w:vAlign w:val="top"/>
           </w:tcPr>
           <w:p>
@@ -2336,7 +2336,7 @@
         </w:trPr>
         <w:tc>
           <w:tcPr>
-            <w:tcW w:w="4986" w:type="dxa"/>
+            <w:tcW w:w="4974" w:type="dxa"/>
             <w:vAlign w:val="top"/>
           </w:tcPr>
           <w:p>
@@ -2361,7 +2361,7 @@
         </w:tc>
         <w:tc>
           <w:tcPr>
-            <w:tcW w:w="5094" w:type="dxa"/>
+            <w:tcW w:w="5106" w:type="dxa"/>
             <w:vAlign w:val="top"/>
           </w:tcPr>
           <w:p>
@@ -2424,9 +2424,9 @@
         </w:tblCellMar>
       </w:tblPr>
       <w:tblGrid>
-        <w:gridCol w:w="2094"/>
-        <w:gridCol w:w="3958"/>
-        <w:gridCol w:w="4028"/>
+        <w:gridCol w:w="2177"/>
+        <w:gridCol w:w="3910"/>
+        <w:gridCol w:w="3993"/>
       </w:tblGrid>
       <w:tr>
         <w:trPr>
@@ -2434,7 +2434,7 @@
         </w:trPr>
         <w:tc>
           <w:tcPr>
-            <w:tcW w:w="2094" w:type="dxa"/>
+            <w:tcW w:w="2177" w:type="dxa"/>
             <w:shd w:val="clear" w:color="auto" w:fill="1B4A78"/>
             <w:vAlign w:val="top"/>
           </w:tcPr>
@@ -2446,7 +2446,7 @@
         </w:tc>
         <w:tc>
           <w:tcPr>
-            <w:tcW w:w="3958" w:type="dxa"/>
+            <w:tcW w:w="3910" w:type="dxa"/>
             <w:shd w:val="clear" w:color="auto" w:fill="1B4A78"/>
             <w:vAlign w:val="top"/>
           </w:tcPr>
@@ -2465,7 +2465,7 @@
         </w:tc>
         <w:tc>
           <w:tcPr>
-            <w:tcW w:w="4028" w:type="dxa"/>
+            <w:tcW w:w="3993" w:type="dxa"/>
             <w:shd w:val="clear" w:color="auto" w:fill="1B4A78"/>
             <w:vAlign w:val="top"/>
           </w:tcPr>
@@ -2489,7 +2489,7 @@
         </w:trPr>
         <w:tc>
           <w:tcPr>
-            <w:tcW w:w="2094" w:type="dxa"/>
+            <w:tcW w:w="2177" w:type="dxa"/>
             <w:vAlign w:val="top"/>
           </w:tcPr>
           <w:p>
@@ -2506,7 +2506,7 @@
         </w:tc>
         <w:tc>
           <w:tcPr>
-            <w:tcW w:w="3958" w:type="dxa"/>
+            <w:tcW w:w="3910" w:type="dxa"/>
             <w:vAlign w:val="top"/>
           </w:tcPr>
           <w:p>
@@ -2527,7 +2527,7 @@
         </w:tc>
         <w:tc>
           <w:tcPr>
-            <w:tcW w:w="4028" w:type="dxa"/>
+            <w:tcW w:w="3993" w:type="dxa"/>
             <w:vAlign w:val="top"/>
           </w:tcPr>
           <w:p>
@@ -2558,7 +2558,7 @@
         </w:trPr>
         <w:tc>
           <w:tcPr>
-            <w:tcW w:w="2094" w:type="dxa"/>
+            <w:tcW w:w="2177" w:type="dxa"/>
             <w:vAlign w:val="top"/>
           </w:tcPr>
           <w:p>
@@ -2575,7 +2575,7 @@
         </w:tc>
         <w:tc>
           <w:tcPr>
-            <w:tcW w:w="3958" w:type="dxa"/>
+            <w:tcW w:w="3910" w:type="dxa"/>
             <w:vAlign w:val="top"/>
           </w:tcPr>
           <w:p>
@@ -2627,7 +2627,7 @@
         </w:tc>
         <w:tc>
           <w:tcPr>
-            <w:tcW w:w="4028" w:type="dxa"/>
+            <w:tcW w:w="3993" w:type="dxa"/>
             <w:vAlign w:val="top"/>
           </w:tcPr>
           <w:p>
@@ -2647,7 +2647,7 @@
         </w:trPr>
         <w:tc>
           <w:tcPr>
-            <w:tcW w:w="2094" w:type="dxa"/>
+            <w:tcW w:w="2177" w:type="dxa"/>
             <w:vAlign w:val="top"/>
           </w:tcPr>
           <w:p>
@@ -2664,7 +2664,7 @@
         </w:tc>
         <w:tc>
           <w:tcPr>
-            <w:tcW w:w="3958" w:type="dxa"/>
+            <w:tcW w:w="3910" w:type="dxa"/>
             <w:vAlign w:val="top"/>
           </w:tcPr>
           <w:p>
@@ -2685,7 +2685,7 @@
         </w:tc>
         <w:tc>
           <w:tcPr>
-            <w:tcW w:w="4028" w:type="dxa"/>
+            <w:tcW w:w="3993" w:type="dxa"/>
             <w:vAlign w:val="top"/>
           </w:tcPr>
           <w:p>
@@ -2726,7 +2726,7 @@
         </w:trPr>
         <w:tc>
           <w:tcPr>
-            <w:tcW w:w="2094" w:type="dxa"/>
+            <w:tcW w:w="2177" w:type="dxa"/>
             <w:vAlign w:val="top"/>
           </w:tcPr>
           <w:p>
@@ -2743,7 +2743,7 @@
         </w:tc>
         <w:tc>
           <w:tcPr>
-            <w:tcW w:w="3958" w:type="dxa"/>
+            <w:tcW w:w="3910" w:type="dxa"/>
             <w:vAlign w:val="top"/>
           </w:tcPr>
           <w:p>
@@ -2774,7 +2774,7 @@
         </w:tc>
         <w:tc>
           <w:tcPr>
-            <w:tcW w:w="4028" w:type="dxa"/>
+            <w:tcW w:w="3993" w:type="dxa"/>
             <w:vAlign w:val="top"/>
           </w:tcPr>
           <w:p>
@@ -2925,9 +2925,9 @@
         </w:tblCellMar>
       </w:tblPr>
       <w:tblGrid>
-        <w:gridCol w:w="1803"/>
-        <w:gridCol w:w="1653"/>
-        <w:gridCol w:w="6624"/>
+        <w:gridCol w:w="1841"/>
+        <w:gridCol w:w="1696"/>
+        <w:gridCol w:w="6543"/>
       </w:tblGrid>
       <w:tr>
         <w:trPr>
@@ -2935,7 +2935,7 @@
         </w:trPr>
         <w:tc>
           <w:tcPr>
-            <w:tcW w:w="1803" w:type="dxa"/>
+            <w:tcW w:w="1841" w:type="dxa"/>
             <w:shd w:val="clear" w:color="auto" w:fill="1B4A78"/>
             <w:vAlign w:val="top"/>
           </w:tcPr>
@@ -2954,7 +2954,7 @@
         </w:tc>
         <w:tc>
           <w:tcPr>
-            <w:tcW w:w="1653" w:type="dxa"/>
+            <w:tcW w:w="1696" w:type="dxa"/>
             <w:shd w:val="clear" w:color="auto" w:fill="1B4A78"/>
             <w:vAlign w:val="top"/>
           </w:tcPr>
@@ -2973,7 +2973,7 @@
         </w:tc>
         <w:tc>
           <w:tcPr>
-            <w:tcW w:w="6624" w:type="dxa"/>
+            <w:tcW w:w="6543" w:type="dxa"/>
             <w:shd w:val="clear" w:color="auto" w:fill="1B4A78"/>
             <w:vAlign w:val="top"/>
           </w:tcPr>
@@ -2997,7 +2997,7 @@
         </w:trPr>
         <w:tc>
           <w:tcPr>
-            <w:tcW w:w="1803" w:type="dxa"/>
+            <w:tcW w:w="1841" w:type="dxa"/>
             <w:vAlign w:val="top"/>
           </w:tcPr>
           <w:p>
@@ -3014,7 +3014,7 @@
         </w:tc>
         <w:tc>
           <w:tcPr>
-            <w:tcW w:w="1653" w:type="dxa"/>
+            <w:tcW w:w="1696" w:type="dxa"/>
             <w:vAlign w:val="top"/>
           </w:tcPr>
           <w:p>
@@ -3029,7 +3029,7 @@
         </w:tc>
         <w:tc>
           <w:tcPr>
-            <w:tcW w:w="6624" w:type="dxa"/>
+            <w:tcW w:w="6543" w:type="dxa"/>
             <w:vAlign w:val="top"/>
           </w:tcPr>
           <w:p>
@@ -3055,7 +3055,7 @@
         </w:trPr>
         <w:tc>
           <w:tcPr>
-            <w:tcW w:w="1803" w:type="dxa"/>
+            <w:tcW w:w="1841" w:type="dxa"/>
             <w:vAlign w:val="top"/>
           </w:tcPr>
           <w:p>
@@ -3076,7 +3076,7 @@
         </w:tc>
         <w:tc>
           <w:tcPr>
-            <w:tcW w:w="1653" w:type="dxa"/>
+            <w:tcW w:w="1696" w:type="dxa"/>
             <w:vAlign w:val="top"/>
           </w:tcPr>
           <w:p>
@@ -3091,7 +3091,7 @@
         </w:tc>
         <w:tc>
           <w:tcPr>
-            <w:tcW w:w="6624" w:type="dxa"/>
+            <w:tcW w:w="6543" w:type="dxa"/>
             <w:vAlign w:val="top"/>
           </w:tcPr>
           <w:p>
@@ -3121,7 +3121,7 @@
         </w:trPr>
         <w:tc>
           <w:tcPr>
-            <w:tcW w:w="1803" w:type="dxa"/>
+            <w:tcW w:w="1841" w:type="dxa"/>
             <w:vAlign w:val="top"/>
           </w:tcPr>
           <w:p>
@@ -3142,7 +3142,7 @@
         </w:tc>
         <w:tc>
           <w:tcPr>
-            <w:tcW w:w="1653" w:type="dxa"/>
+            <w:tcW w:w="1696" w:type="dxa"/>
             <w:vAlign w:val="top"/>
           </w:tcPr>
           <w:p>
@@ -3157,7 +3157,7 @@
         </w:tc>
         <w:tc>
           <w:tcPr>
-            <w:tcW w:w="6624" w:type="dxa"/>
+            <w:tcW w:w="6543" w:type="dxa"/>
             <w:vAlign w:val="top"/>
           </w:tcPr>
           <w:p>
@@ -3183,7 +3183,7 @@
         </w:trPr>
         <w:tc>
           <w:tcPr>
-            <w:tcW w:w="1803" w:type="dxa"/>
+            <w:tcW w:w="1841" w:type="dxa"/>
             <w:vAlign w:val="top"/>
           </w:tcPr>
           <w:p>
@@ -3200,7 +3200,7 @@
         </w:tc>
         <w:tc>
           <w:tcPr>
-            <w:tcW w:w="1653" w:type="dxa"/>
+            <w:tcW w:w="1696" w:type="dxa"/>
             <w:vAlign w:val="top"/>
           </w:tcPr>
           <w:p>
@@ -3215,7 +3215,7 @@
         </w:tc>
         <w:tc>
           <w:tcPr>
-            <w:tcW w:w="6624" w:type="dxa"/>
+            <w:tcW w:w="6543" w:type="dxa"/>
             <w:vAlign w:val="top"/>
           </w:tcPr>
           <w:p>
@@ -3247,7 +3247,7 @@
         </w:trPr>
         <w:tc>
           <w:tcPr>
-            <w:tcW w:w="1803" w:type="dxa"/>
+            <w:tcW w:w="1841" w:type="dxa"/>
             <w:vAlign w:val="top"/>
           </w:tcPr>
           <w:p>
@@ -3264,7 +3264,7 @@
         </w:tc>
         <w:tc>
           <w:tcPr>
-            <w:tcW w:w="1653" w:type="dxa"/>
+            <w:tcW w:w="1696" w:type="dxa"/>
             <w:vAlign w:val="top"/>
           </w:tcPr>
           <w:p>
@@ -3279,7 +3279,7 @@
         </w:tc>
         <w:tc>
           <w:tcPr>
-            <w:tcW w:w="6624" w:type="dxa"/>
+            <w:tcW w:w="6543" w:type="dxa"/>
             <w:vAlign w:val="top"/>
           </w:tcPr>
           <w:p>
@@ -3299,7 +3299,7 @@
         </w:trPr>
         <w:tc>
           <w:tcPr>
-            <w:tcW w:w="1803" w:type="dxa"/>
+            <w:tcW w:w="1841" w:type="dxa"/>
             <w:vAlign w:val="top"/>
           </w:tcPr>
           <w:p>
@@ -3316,7 +3316,7 @@
         </w:tc>
         <w:tc>
           <w:tcPr>
-            <w:tcW w:w="1653" w:type="dxa"/>
+            <w:tcW w:w="1696" w:type="dxa"/>
             <w:vAlign w:val="top"/>
           </w:tcPr>
           <w:p>
@@ -3337,7 +3337,7 @@
         </w:tc>
         <w:tc>
           <w:tcPr>
-            <w:tcW w:w="6624" w:type="dxa"/>
+            <w:tcW w:w="6543" w:type="dxa"/>
             <w:vAlign w:val="top"/>
           </w:tcPr>
           <w:p>
@@ -3369,7 +3369,7 @@
         </w:trPr>
         <w:tc>
           <w:tcPr>
-            <w:tcW w:w="1803" w:type="dxa"/>
+            <w:tcW w:w="1841" w:type="dxa"/>
             <w:vAlign w:val="top"/>
           </w:tcPr>
           <w:p>
@@ -3386,7 +3386,7 @@
         </w:tc>
         <w:tc>
           <w:tcPr>
-            <w:tcW w:w="1653" w:type="dxa"/>
+            <w:tcW w:w="1696" w:type="dxa"/>
             <w:vAlign w:val="top"/>
           </w:tcPr>
           <w:p>
@@ -3401,7 +3401,7 @@
         </w:tc>
         <w:tc>
           <w:tcPr>
-            <w:tcW w:w="6624" w:type="dxa"/>
+            <w:tcW w:w="6543" w:type="dxa"/>
             <w:vAlign w:val="top"/>
           </w:tcPr>
           <w:p>
@@ -3421,7 +3421,7 @@
         </w:trPr>
         <w:tc>
           <w:tcPr>
-            <w:tcW w:w="1803" w:type="dxa"/>
+            <w:tcW w:w="1841" w:type="dxa"/>
             <w:vAlign w:val="top"/>
           </w:tcPr>
           <w:p>
@@ -3438,7 +3438,7 @@
         </w:tc>
         <w:tc>
           <w:tcPr>
-            <w:tcW w:w="1653" w:type="dxa"/>
+            <w:tcW w:w="1696" w:type="dxa"/>
             <w:vAlign w:val="top"/>
           </w:tcPr>
           <w:p>
@@ -3453,7 +3453,7 @@
         </w:tc>
         <w:tc>
           <w:tcPr>
-            <w:tcW w:w="6624" w:type="dxa"/>
+            <w:tcW w:w="6543" w:type="dxa"/>
             <w:vAlign w:val="top"/>
           </w:tcPr>
           <w:p>
@@ -3473,7 +3473,7 @@
         </w:trPr>
         <w:tc>
           <w:tcPr>
-            <w:tcW w:w="1803" w:type="dxa"/>
+            <w:tcW w:w="1841" w:type="dxa"/>
             <w:vAlign w:val="top"/>
           </w:tcPr>
           <w:p>
@@ -3490,7 +3490,7 @@
         </w:tc>
         <w:tc>
           <w:tcPr>
-            <w:tcW w:w="1653" w:type="dxa"/>
+            <w:tcW w:w="1696" w:type="dxa"/>
             <w:vAlign w:val="top"/>
           </w:tcPr>
           <w:p>
@@ -3505,7 +3505,7 @@
         </w:tc>
         <w:tc>
           <w:tcPr>
-            <w:tcW w:w="6624" w:type="dxa"/>
+            <w:tcW w:w="6543" w:type="dxa"/>
             <w:vAlign w:val="top"/>
           </w:tcPr>
           <w:p>
@@ -3672,7 +3672,7 @@
     </w:p>
     <w:tbl>
       <w:tblPr>
-        <w:tblW w:w="5840" w:type="dxa"/>
+        <w:tblW w:w="10080" w:type="dxa"/>
         <w:tblBorders>
           <w:top w:val="nil"/>
           <w:left w:val="nil"/>
@@ -3690,11 +3690,11 @@
         </w:tblCellMar>
       </w:tblPr>
       <w:tblGrid>
-        <w:gridCol w:w="1600"/>
-        <w:gridCol w:w="520"/>
-        <w:gridCol w:w="1600"/>
-        <w:gridCol w:w="520"/>
-        <w:gridCol w:w="1600"/>
+        <w:gridCol w:w="2360"/>
+        <w:gridCol w:w="1500"/>
+        <w:gridCol w:w="2360"/>
+        <w:gridCol w:w="1500"/>
+        <w:gridCol w:w="2360"/>
       </w:tblGrid>
       <w:tr>
         <w:trPr>
@@ -3702,7 +3702,7 @@
         </w:trPr>
         <w:tc>
           <w:tcPr>
-            <w:tcW w:w="1600" w:type="dxa"/>
+            <w:tcW w:w="2360" w:type="dxa"/>
             <w:tcBorders>
               <w:top w:val="single" w:sz="12" w:space="0" w:color="FFFFFF"/>
               <w:left w:val="single" w:sz="12" w:space="0" w:color="FFFFFF"/>
@@ -3740,7 +3740,7 @@
         </w:tc>
         <w:tc>
           <w:tcPr>
-            <w:tcW w:w="520" w:type="dxa"/>
+            <w:tcW w:w="1500" w:type="dxa"/>
             <w:vAlign w:val="center"/>
           </w:tcPr>
           <w:p>
@@ -3751,8 +3751,8 @@
             <w:r>
               <w:rPr>
                 <w:color w:val="6B7785"/>
-                <w:sz w:val="13"/>
-                <w:szCs w:val="13"/>
+                <w:sz w:val="14"/>
+                <w:szCs w:val="14"/>
               </w:rPr>
               <w:t xml:space="preserve">works, not supported</w:t>
             </w:r>
@@ -3762,8 +3762,8 @@
             <w:r>
               <w:rPr>
                 <w:color w:val="6B7785"/>
-                <w:sz w:val="13"/>
-                <w:szCs w:val="13"/>
+                <w:sz w:val="14"/>
+                <w:szCs w:val="14"/>
               </w:rPr>
               <w:t xml:space="preserve">~25 min, 3 reboots</w:t>
             </w:r>
@@ -3786,7 +3786,7 @@
         </w:tc>
         <w:tc>
           <w:tcPr>
-            <w:tcW w:w="1600" w:type="dxa"/>
+            <w:tcW w:w="2360" w:type="dxa"/>
             <w:tcBorders>
               <w:top w:val="single" w:sz="12" w:space="0" w:color="FFFFFF"/>
               <w:left w:val="single" w:sz="12" w:space="0" w:color="FFFFFF"/>
@@ -3844,7 +3844,7 @@
         </w:tc>
         <w:tc>
           <w:tcPr>
-            <w:tcW w:w="520" w:type="dxa"/>
+            <w:tcW w:w="1500" w:type="dxa"/>
             <w:vAlign w:val="center"/>
           </w:tcPr>
           <w:p>
@@ -3855,8 +3855,8 @@
             <w:r>
               <w:rPr>
                 <w:color w:val="6B7785"/>
-                <w:sz w:val="13"/>
-                <w:szCs w:val="13"/>
+                <w:sz w:val="14"/>
+                <w:szCs w:val="14"/>
               </w:rPr>
               <w:t xml:space="preserve">supported OS path</w:t>
             </w:r>
@@ -3866,8 +3866,8 @@
             <w:r>
               <w:rPr>
                 <w:color w:val="6B7785"/>
-                <w:sz w:val="13"/>
-                <w:szCs w:val="13"/>
+                <w:sz w:val="14"/>
+                <w:szCs w:val="14"/>
               </w:rPr>
               <w:t xml:space="preserve">~1 h</w:t>
             </w:r>
@@ -3890,7 +3890,7 @@
         </w:tc>
         <w:tc>
           <w:tcPr>
-            <w:tcW w:w="1600" w:type="dxa"/>
+            <w:tcW w:w="2360" w:type="dxa"/>
             <w:tcBorders>
               <w:top w:val="single" w:sz="12" w:space="0" w:color="FFFFFF"/>
               <w:left w:val="single" w:sz="12" w:space="0" w:color="FFFFFF"/>
@@ -3966,8 +3966,8 @@
         </w:tblCellMar>
       </w:tblPr>
       <w:tblGrid>
-        <w:gridCol w:w="555"/>
-        <w:gridCol w:w="9525"/>
+        <w:gridCol w:w="585"/>
+        <w:gridCol w:w="9495"/>
       </w:tblGrid>
       <w:tr>
         <w:trPr>
@@ -3975,7 +3975,7 @@
         </w:trPr>
         <w:tc>
           <w:tcPr>
-            <w:tcW w:w="555" w:type="dxa"/>
+            <w:tcW w:w="585" w:type="dxa"/>
             <w:shd w:val="clear" w:color="auto" w:fill="1B4A78"/>
             <w:vAlign w:val="top"/>
           </w:tcPr>
@@ -3994,7 +3994,7 @@
         </w:tc>
         <w:tc>
           <w:tcPr>
-            <w:tcW w:w="9525" w:type="dxa"/>
+            <w:tcW w:w="9495" w:type="dxa"/>
             <w:shd w:val="clear" w:color="auto" w:fill="1B4A78"/>
             <w:vAlign w:val="top"/>
           </w:tcPr>
@@ -4018,7 +4018,7 @@
         </w:trPr>
         <w:tc>
           <w:tcPr>
-            <w:tcW w:w="555" w:type="dxa"/>
+            <w:tcW w:w="585" w:type="dxa"/>
             <w:vAlign w:val="top"/>
           </w:tcPr>
           <w:p>
@@ -4033,7 +4033,7 @@
         </w:tc>
         <w:tc>
           <w:tcPr>
-            <w:tcW w:w="9525" w:type="dxa"/>
+            <w:tcW w:w="9495" w:type="dxa"/>
             <w:vAlign w:val="top"/>
           </w:tcPr>
           <w:p>
@@ -4093,7 +4093,7 @@
         </w:trPr>
         <w:tc>
           <w:tcPr>
-            <w:tcW w:w="555" w:type="dxa"/>
+            <w:tcW w:w="585" w:type="dxa"/>
             <w:vAlign w:val="top"/>
           </w:tcPr>
           <w:p>
@@ -4108,7 +4108,7 @@
         </w:tc>
         <w:tc>
           <w:tcPr>
-            <w:tcW w:w="9525" w:type="dxa"/>
+            <w:tcW w:w="9495" w:type="dxa"/>
             <w:vAlign w:val="top"/>
           </w:tcPr>
           <w:p>
@@ -4138,7 +4138,7 @@
         </w:trPr>
         <w:tc>
           <w:tcPr>
-            <w:tcW w:w="555" w:type="dxa"/>
+            <w:tcW w:w="585" w:type="dxa"/>
             <w:vAlign w:val="top"/>
           </w:tcPr>
           <w:p>
@@ -4153,7 +4153,7 @@
         </w:tc>
         <w:tc>
           <w:tcPr>
-            <w:tcW w:w="9525" w:type="dxa"/>
+            <w:tcW w:w="9495" w:type="dxa"/>
             <w:vAlign w:val="top"/>
           </w:tcPr>
           <w:p>
@@ -4223,7 +4223,7 @@
         </w:trPr>
         <w:tc>
           <w:tcPr>
-            <w:tcW w:w="555" w:type="dxa"/>
+            <w:tcW w:w="585" w:type="dxa"/>
             <w:vAlign w:val="top"/>
           </w:tcPr>
           <w:p>
@@ -4238,7 +4238,7 @@
         </w:tc>
         <w:tc>
           <w:tcPr>
-            <w:tcW w:w="9525" w:type="dxa"/>
+            <w:tcW w:w="9495" w:type="dxa"/>
             <w:vAlign w:val="top"/>
           </w:tcPr>
           <w:p>
@@ -4306,7 +4306,7 @@
         </w:trPr>
         <w:tc>
           <w:tcPr>
-            <w:tcW w:w="555" w:type="dxa"/>
+            <w:tcW w:w="585" w:type="dxa"/>
             <w:vAlign w:val="top"/>
           </w:tcPr>
           <w:p>
@@ -4321,7 +4321,7 @@
         </w:tc>
         <w:tc>
           <w:tcPr>
-            <w:tcW w:w="9525" w:type="dxa"/>
+            <w:tcW w:w="9495" w:type="dxa"/>
             <w:vAlign w:val="top"/>
           </w:tcPr>
           <w:p>
@@ -4351,7 +4351,7 @@
         </w:trPr>
         <w:tc>
           <w:tcPr>
-            <w:tcW w:w="555" w:type="dxa"/>
+            <w:tcW w:w="585" w:type="dxa"/>
             <w:vAlign w:val="top"/>
           </w:tcPr>
           <w:p>
@@ -4366,7 +4366,7 @@
         </w:tc>
         <w:tc>
           <w:tcPr>
-            <w:tcW w:w="9525" w:type="dxa"/>
+            <w:tcW w:w="9495" w:type="dxa"/>
             <w:vAlign w:val="top"/>
           </w:tcPr>
           <w:p>
@@ -4396,7 +4396,7 @@
         </w:trPr>
         <w:tc>
           <w:tcPr>
-            <w:tcW w:w="555" w:type="dxa"/>
+            <w:tcW w:w="585" w:type="dxa"/>
             <w:vAlign w:val="top"/>
           </w:tcPr>
           <w:p>
@@ -4411,7 +4411,7 @@
         </w:tc>
         <w:tc>
           <w:tcPr>
-            <w:tcW w:w="9525" w:type="dxa"/>
+            <w:tcW w:w="9495" w:type="dxa"/>
             <w:vAlign w:val="top"/>
           </w:tcPr>
           <w:p>
@@ -4437,7 +4437,7 @@
         </w:trPr>
         <w:tc>
           <w:tcPr>
-            <w:tcW w:w="555" w:type="dxa"/>
+            <w:tcW w:w="585" w:type="dxa"/>
             <w:vAlign w:val="top"/>
           </w:tcPr>
           <w:p>
@@ -4452,7 +4452,7 @@
         </w:tc>
         <w:tc>
           <w:tcPr>
-            <w:tcW w:w="9525" w:type="dxa"/>
+            <w:tcW w:w="9495" w:type="dxa"/>
             <w:vAlign w:val="top"/>
           </w:tcPr>
           <w:p>
@@ -4488,7 +4488,7 @@
         </w:trPr>
         <w:tc>
           <w:tcPr>
-            <w:tcW w:w="555" w:type="dxa"/>
+            <w:tcW w:w="585" w:type="dxa"/>
             <w:vAlign w:val="top"/>
           </w:tcPr>
           <w:p>
@@ -4503,7 +4503,7 @@
         </w:tc>
         <w:tc>
           <w:tcPr>
-            <w:tcW w:w="9525" w:type="dxa"/>
+            <w:tcW w:w="9495" w:type="dxa"/>
             <w:vAlign w:val="top"/>
           </w:tcPr>
           <w:p>
@@ -4533,7 +4533,7 @@
         </w:trPr>
         <w:tc>
           <w:tcPr>
-            <w:tcW w:w="555" w:type="dxa"/>
+            <w:tcW w:w="585" w:type="dxa"/>
             <w:vAlign w:val="top"/>
           </w:tcPr>
           <w:p>
@@ -4548,7 +4548,7 @@
         </w:tc>
         <w:tc>
           <w:tcPr>
-            <w:tcW w:w="9525" w:type="dxa"/>
+            <w:tcW w:w="9495" w:type="dxa"/>
             <w:vAlign w:val="top"/>
           </w:tcPr>
           <w:p>
@@ -5436,10 +5436,10 @@
         </w:tblCellMar>
       </w:tblPr>
       <w:tblGrid>
-        <w:gridCol w:w="555"/>
-        <w:gridCol w:w="1887"/>
-        <w:gridCol w:w="3818"/>
-        <w:gridCol w:w="3820"/>
+        <w:gridCol w:w="585"/>
+        <w:gridCol w:w="1948"/>
+        <w:gridCol w:w="3773"/>
+        <w:gridCol w:w="3774"/>
       </w:tblGrid>
       <w:tr>
         <w:trPr>
@@ -5447,7 +5447,7 @@
         </w:trPr>
         <w:tc>
           <w:tcPr>
-            <w:tcW w:w="555" w:type="dxa"/>
+            <w:tcW w:w="585" w:type="dxa"/>
             <w:shd w:val="clear" w:color="auto" w:fill="1B4A78"/>
             <w:vAlign w:val="top"/>
           </w:tcPr>
@@ -5466,7 +5466,7 @@
         </w:tc>
         <w:tc>
           <w:tcPr>
-            <w:tcW w:w="1887" w:type="dxa"/>
+            <w:tcW w:w="1948" w:type="dxa"/>
             <w:shd w:val="clear" w:color="auto" w:fill="1B4A78"/>
             <w:vAlign w:val="top"/>
           </w:tcPr>
@@ -5485,7 +5485,7 @@
         </w:tc>
         <w:tc>
           <w:tcPr>
-            <w:tcW w:w="3818" w:type="dxa"/>
+            <w:tcW w:w="3773" w:type="dxa"/>
             <w:shd w:val="clear" w:color="auto" w:fill="1B4A78"/>
             <w:vAlign w:val="top"/>
           </w:tcPr>
@@ -5504,7 +5504,7 @@
         </w:tc>
         <w:tc>
           <w:tcPr>
-            <w:tcW w:w="3820" w:type="dxa"/>
+            <w:tcW w:w="3774" w:type="dxa"/>
             <w:shd w:val="clear" w:color="auto" w:fill="1B4A78"/>
             <w:vAlign w:val="top"/>
           </w:tcPr>
@@ -5528,7 +5528,7 @@
         </w:trPr>
         <w:tc>
           <w:tcPr>
-            <w:tcW w:w="555" w:type="dxa"/>
+            <w:tcW w:w="585" w:type="dxa"/>
             <w:vAlign w:val="top"/>
           </w:tcPr>
           <w:p>
@@ -5545,7 +5545,7 @@
         </w:tc>
         <w:tc>
           <w:tcPr>
-            <w:tcW w:w="1887" w:type="dxa"/>
+            <w:tcW w:w="1948" w:type="dxa"/>
             <w:vAlign w:val="top"/>
           </w:tcPr>
           <w:p>
@@ -5562,7 +5562,7 @@
         </w:tc>
         <w:tc>
           <w:tcPr>
-            <w:tcW w:w="3818" w:type="dxa"/>
+            <w:tcW w:w="3773" w:type="dxa"/>
             <w:vAlign w:val="top"/>
           </w:tcPr>
           <w:p>
@@ -5598,7 +5598,7 @@
         </w:tc>
         <w:tc>
           <w:tcPr>
-            <w:tcW w:w="3820" w:type="dxa"/>
+            <w:tcW w:w="3774" w:type="dxa"/>
             <w:vAlign w:val="top"/>
           </w:tcPr>
           <w:p>
@@ -5629,7 +5629,7 @@
         </w:trPr>
         <w:tc>
           <w:tcPr>
-            <w:tcW w:w="555" w:type="dxa"/>
+            <w:tcW w:w="585" w:type="dxa"/>
             <w:vAlign w:val="top"/>
           </w:tcPr>
           <w:p>
@@ -5646,7 +5646,7 @@
         </w:tc>
         <w:tc>
           <w:tcPr>
-            <w:tcW w:w="1887" w:type="dxa"/>
+            <w:tcW w:w="1948" w:type="dxa"/>
             <w:vAlign w:val="top"/>
           </w:tcPr>
           <w:p>
@@ -5663,7 +5663,7 @@
         </w:tc>
         <w:tc>
           <w:tcPr>
-            <w:tcW w:w="3818" w:type="dxa"/>
+            <w:tcW w:w="3773" w:type="dxa"/>
             <w:vAlign w:val="top"/>
           </w:tcPr>
           <w:p>
@@ -5678,7 +5678,7 @@
         </w:tc>
         <w:tc>
           <w:tcPr>
-            <w:tcW w:w="3820" w:type="dxa"/>
+            <w:tcW w:w="3774" w:type="dxa"/>
             <w:vAlign w:val="top"/>
           </w:tcPr>
           <w:p>
@@ -5698,7 +5698,7 @@
         </w:trPr>
         <w:tc>
           <w:tcPr>
-            <w:tcW w:w="555" w:type="dxa"/>
+            <w:tcW w:w="585" w:type="dxa"/>
             <w:vAlign w:val="top"/>
           </w:tcPr>
           <w:p>
@@ -5715,7 +5715,7 @@
         </w:tc>
         <w:tc>
           <w:tcPr>
-            <w:tcW w:w="1887" w:type="dxa"/>
+            <w:tcW w:w="1948" w:type="dxa"/>
             <w:vAlign w:val="top"/>
           </w:tcPr>
           <w:p>
@@ -5732,7 +5732,7 @@
         </w:tc>
         <w:tc>
           <w:tcPr>
-            <w:tcW w:w="3818" w:type="dxa"/>
+            <w:tcW w:w="3773" w:type="dxa"/>
             <w:vAlign w:val="top"/>
           </w:tcPr>
           <w:p>
@@ -5753,7 +5753,7 @@
         </w:tc>
         <w:tc>
           <w:tcPr>
-            <w:tcW w:w="3820" w:type="dxa"/>
+            <w:tcW w:w="3774" w:type="dxa"/>
             <w:vAlign w:val="top"/>
           </w:tcPr>
           <w:p>
@@ -5773,7 +5773,7 @@
         </w:trPr>
         <w:tc>
           <w:tcPr>
-            <w:tcW w:w="555" w:type="dxa"/>
+            <w:tcW w:w="585" w:type="dxa"/>
             <w:vAlign w:val="top"/>
           </w:tcPr>
           <w:p>
@@ -5790,7 +5790,7 @@
         </w:tc>
         <w:tc>
           <w:tcPr>
-            <w:tcW w:w="1887" w:type="dxa"/>
+            <w:tcW w:w="1948" w:type="dxa"/>
             <w:vAlign w:val="top"/>
           </w:tcPr>
           <w:p>
@@ -5807,7 +5807,7 @@
         </w:tc>
         <w:tc>
           <w:tcPr>
-            <w:tcW w:w="3818" w:type="dxa"/>
+            <w:tcW w:w="3773" w:type="dxa"/>
             <w:vAlign w:val="top"/>
           </w:tcPr>
           <w:p>
@@ -5828,7 +5828,7 @@
         </w:tc>
         <w:tc>
           <w:tcPr>
-            <w:tcW w:w="3820" w:type="dxa"/>
+            <w:tcW w:w="3774" w:type="dxa"/>
             <w:vAlign w:val="top"/>
           </w:tcPr>
           <w:p>
@@ -5844,7 +5844,7 @@
         </w:trPr>
         <w:tc>
           <w:tcPr>
-            <w:tcW w:w="555" w:type="dxa"/>
+            <w:tcW w:w="585" w:type="dxa"/>
             <w:vAlign w:val="top"/>
           </w:tcPr>
           <w:p>
@@ -5861,7 +5861,7 @@
         </w:tc>
         <w:tc>
           <w:tcPr>
-            <w:tcW w:w="1887" w:type="dxa"/>
+            <w:tcW w:w="1948" w:type="dxa"/>
             <w:vAlign w:val="top"/>
           </w:tcPr>
           <w:p>
@@ -5878,7 +5878,7 @@
         </w:tc>
         <w:tc>
           <w:tcPr>
-            <w:tcW w:w="3818" w:type="dxa"/>
+            <w:tcW w:w="3773" w:type="dxa"/>
             <w:vAlign w:val="top"/>
           </w:tcPr>
           <w:p>
@@ -5893,7 +5893,7 @@
         </w:tc>
         <w:tc>
           <w:tcPr>
-            <w:tcW w:w="3820" w:type="dxa"/>
+            <w:tcW w:w="3774" w:type="dxa"/>
             <w:vAlign w:val="top"/>
           </w:tcPr>
           <w:p>
@@ -5915,7 +5915,7 @@
         </w:trPr>
         <w:tc>
           <w:tcPr>
-            <w:tcW w:w="555" w:type="dxa"/>
+            <w:tcW w:w="585" w:type="dxa"/>
             <w:vAlign w:val="top"/>
           </w:tcPr>
           <w:p>
@@ -5932,7 +5932,7 @@
         </w:tc>
         <w:tc>
           <w:tcPr>
-            <w:tcW w:w="1887" w:type="dxa"/>
+            <w:tcW w:w="1948" w:type="dxa"/>
             <w:vAlign w:val="top"/>
           </w:tcPr>
           <w:p>
@@ -5949,7 +5949,7 @@
         </w:tc>
         <w:tc>
           <w:tcPr>
-            <w:tcW w:w="3818" w:type="dxa"/>
+            <w:tcW w:w="3773" w:type="dxa"/>
             <w:vAlign w:val="top"/>
           </w:tcPr>
           <w:p>
@@ -5964,7 +5964,7 @@
         </w:tc>
         <w:tc>
           <w:tcPr>
-            <w:tcW w:w="3820" w:type="dxa"/>
+            <w:tcW w:w="3774" w:type="dxa"/>
             <w:vAlign w:val="top"/>
           </w:tcPr>
           <w:p>
@@ -5995,7 +5995,7 @@
         </w:trPr>
         <w:tc>
           <w:tcPr>
-            <w:tcW w:w="555" w:type="dxa"/>
+            <w:tcW w:w="585" w:type="dxa"/>
             <w:vAlign w:val="top"/>
           </w:tcPr>
           <w:p>
@@ -6012,7 +6012,7 @@
         </w:tc>
         <w:tc>
           <w:tcPr>
-            <w:tcW w:w="1887" w:type="dxa"/>
+            <w:tcW w:w="1948" w:type="dxa"/>
             <w:vAlign w:val="top"/>
           </w:tcPr>
           <w:p>
@@ -6029,7 +6029,7 @@
         </w:tc>
         <w:tc>
           <w:tcPr>
-            <w:tcW w:w="3818" w:type="dxa"/>
+            <w:tcW w:w="3773" w:type="dxa"/>
             <w:vAlign w:val="top"/>
           </w:tcPr>
           <w:p>
@@ -6056,7 +6056,7 @@
         </w:tc>
         <w:tc>
           <w:tcPr>
-            <w:tcW w:w="3820" w:type="dxa"/>
+            <w:tcW w:w="3774" w:type="dxa"/>
             <w:vAlign w:val="top"/>
           </w:tcPr>
           <w:p>
@@ -6246,8 +6246,8 @@
         </w:tblCellMar>
       </w:tblPr>
       <w:tblGrid>
-        <w:gridCol w:w="3801"/>
-        <w:gridCol w:w="6279"/>
+        <w:gridCol w:w="3838"/>
+        <w:gridCol w:w="6242"/>
       </w:tblGrid>
       <w:tr>
         <w:trPr>
@@ -6255,7 +6255,7 @@
         </w:trPr>
         <w:tc>
           <w:tcPr>
-            <w:tcW w:w="3801" w:type="dxa"/>
+            <w:tcW w:w="3838" w:type="dxa"/>
             <w:shd w:val="clear" w:color="auto" w:fill="1B4A78"/>
             <w:vAlign w:val="top"/>
           </w:tcPr>
@@ -6274,7 +6274,7 @@
         </w:tc>
         <w:tc>
           <w:tcPr>
-            <w:tcW w:w="6279" w:type="dxa"/>
+            <w:tcW w:w="6242" w:type="dxa"/>
             <w:shd w:val="clear" w:color="auto" w:fill="1B4A78"/>
             <w:vAlign w:val="top"/>
           </w:tcPr>
@@ -6298,7 +6298,7 @@
         </w:trPr>
         <w:tc>
           <w:tcPr>
-            <w:tcW w:w="3801" w:type="dxa"/>
+            <w:tcW w:w="3838" w:type="dxa"/>
             <w:vAlign w:val="top"/>
           </w:tcPr>
           <w:p>
@@ -6313,7 +6313,7 @@
         </w:tc>
         <w:tc>
           <w:tcPr>
-            <w:tcW w:w="6279" w:type="dxa"/>
+            <w:tcW w:w="6242" w:type="dxa"/>
             <w:vAlign w:val="top"/>
           </w:tcPr>
           <w:p>
@@ -6339,7 +6339,7 @@
         </w:trPr>
         <w:tc>
           <w:tcPr>
-            <w:tcW w:w="3801" w:type="dxa"/>
+            <w:tcW w:w="3838" w:type="dxa"/>
             <w:vAlign w:val="top"/>
           </w:tcPr>
           <w:p>
@@ -6354,7 +6354,7 @@
         </w:tc>
         <w:tc>
           <w:tcPr>
-            <w:tcW w:w="6279" w:type="dxa"/>
+            <w:tcW w:w="6242" w:type="dxa"/>
             <w:vAlign w:val="top"/>
           </w:tcPr>
           <w:p>
@@ -6380,7 +6380,7 @@
         </w:trPr>
         <w:tc>
           <w:tcPr>
-            <w:tcW w:w="3801" w:type="dxa"/>
+            <w:tcW w:w="3838" w:type="dxa"/>
             <w:vAlign w:val="top"/>
           </w:tcPr>
           <w:p>
@@ -6395,7 +6395,7 @@
         </w:tc>
         <w:tc>
           <w:tcPr>
-            <w:tcW w:w="6279" w:type="dxa"/>
+            <w:tcW w:w="6242" w:type="dxa"/>
             <w:vAlign w:val="top"/>
           </w:tcPr>
           <w:p>
@@ -6415,7 +6415,7 @@
         </w:trPr>
         <w:tc>
           <w:tcPr>
-            <w:tcW w:w="3801" w:type="dxa"/>
+            <w:tcW w:w="3838" w:type="dxa"/>
             <w:vAlign w:val="top"/>
           </w:tcPr>
           <w:p>
@@ -6430,7 +6430,7 @@
         </w:tc>
         <w:tc>
           <w:tcPr>
-            <w:tcW w:w="6279" w:type="dxa"/>
+            <w:tcW w:w="6242" w:type="dxa"/>
             <w:vAlign w:val="top"/>
           </w:tcPr>
           <w:p>
@@ -6456,7 +6456,7 @@
         </w:trPr>
         <w:tc>
           <w:tcPr>
-            <w:tcW w:w="3801" w:type="dxa"/>
+            <w:tcW w:w="3838" w:type="dxa"/>
             <w:vAlign w:val="top"/>
           </w:tcPr>
           <w:p>
@@ -6471,7 +6471,7 @@
         </w:tc>
         <w:tc>
           <w:tcPr>
-            <w:tcW w:w="6279" w:type="dxa"/>
+            <w:tcW w:w="6242" w:type="dxa"/>
             <w:vAlign w:val="top"/>
           </w:tcPr>
           <w:p>
@@ -6491,7 +6491,7 @@
         </w:trPr>
         <w:tc>
           <w:tcPr>
-            <w:tcW w:w="3801" w:type="dxa"/>
+            <w:tcW w:w="3838" w:type="dxa"/>
             <w:vAlign w:val="top"/>
           </w:tcPr>
           <w:p>
@@ -6506,7 +6506,7 @@
         </w:tc>
         <w:tc>
           <w:tcPr>
-            <w:tcW w:w="6279" w:type="dxa"/>
+            <w:tcW w:w="6242" w:type="dxa"/>
             <w:vAlign w:val="top"/>
           </w:tcPr>
           <w:p>
@@ -6526,7 +6526,7 @@
         </w:trPr>
         <w:tc>
           <w:tcPr>
-            <w:tcW w:w="3801" w:type="dxa"/>
+            <w:tcW w:w="3838" w:type="dxa"/>
             <w:vAlign w:val="top"/>
           </w:tcPr>
           <w:p>
@@ -6541,7 +6541,7 @@
         </w:tc>
         <w:tc>
           <w:tcPr>
-            <w:tcW w:w="6279" w:type="dxa"/>
+            <w:tcW w:w="6242" w:type="dxa"/>
             <w:vAlign w:val="top"/>
           </w:tcPr>
           <w:p>
@@ -6561,7 +6561,7 @@
         </w:trPr>
         <w:tc>
           <w:tcPr>
-            <w:tcW w:w="3801" w:type="dxa"/>
+            <w:tcW w:w="3838" w:type="dxa"/>
             <w:vAlign w:val="top"/>
           </w:tcPr>
           <w:p>
@@ -6576,7 +6576,7 @@
         </w:tc>
         <w:tc>
           <w:tcPr>
-            <w:tcW w:w="6279" w:type="dxa"/>
+            <w:tcW w:w="6242" w:type="dxa"/>
             <w:vAlign w:val="top"/>
           </w:tcPr>
           <w:p>
